--- a/lessons/7-1/downloads/reveal/7.1-session-1-practice-form-a.docx
+++ b/lessons/7-1/downloads/reveal/7.1-session-1-practice-form-a.docx
@@ -15,7 +15,7 @@
         <w:rPr>
           <w:rFonts w:ascii="Avenir Next" w:hAnsi="Avenir Next" w:cs="Avenir Next" w:eastAsia="Avenir Next"/>
           <w:color w:val="1A1A1A"/>
-          <w:sz w:val="20"/>
+          <w:sz w:val="22"/>
           <w:szCs w:val="20"/>
         </w:rPr>
         <w:t xml:space="preserve">Name</w:t>
@@ -33,7 +33,7 @@
         <w:rPr>
           <w:rFonts w:ascii="Avenir Next" w:hAnsi="Avenir Next" w:cs="Avenir Next" w:eastAsia="Avenir Next"/>
           <w:color w:val="1A1A1A"/>
-          <w:sz w:val="20"/>
+          <w:sz w:val="22"/>
           <w:szCs w:val="20"/>
         </w:rPr>
         <w:t xml:space="preserve">   Date</w:t>
@@ -51,7 +51,7 @@
         <w:rPr>
           <w:rFonts w:ascii="Avenir Next" w:hAnsi="Avenir Next" w:cs="Avenir Next" w:eastAsia="Avenir Next"/>
           <w:color w:val="1A1A1A"/>
-          <w:sz w:val="20"/>
+          <w:sz w:val="22"/>
           <w:szCs w:val="20"/>
         </w:rPr>
         <w:t xml:space="preserve">   Period</w:t>
@@ -78,7 +78,7 @@
           <w:caps/>
           <w:color w:val="003A70"/>
           <w:spacing w:val="12"/>
-          <w:sz w:val="19"/>
+          <w:sz w:val="22"/>
           <w:szCs w:val="19"/>
         </w:rPr>
         <w:t xml:space="preserve">Lesson 7-1  ·  Session 1  ·  Practice  ·  Form A</w:t>
@@ -86,6 +86,7 @@
     </w:p>
     <w:p>
       <w:pPr>
+        <w:pStyle w:val="Heading1"/>
         <w:keepNext/>
         <w:spacing w:before="0" w:after="10" w:line="240" w:lineRule="auto"/>
       </w:pPr>
@@ -111,7 +112,7 @@
         <w:rPr>
           <w:rFonts w:ascii="Avenir Next" w:hAnsi="Avenir Next" w:cs="Avenir Next" w:eastAsia="Avenir Next"/>
           <w:color w:val="5A5F66"/>
-          <w:sz w:val="17"/>
+          <w:sz w:val="22"/>
           <w:szCs w:val="17"/>
         </w:rPr>
         <w:t xml:space="preserve">Learning target — I can write an integer for a real situation and name its opposite.</w:t>
@@ -128,7 +129,7 @@
     </w:p>
     <w:p>
       <w:pPr>
-        <w:spacing w:before="0" w:after="0" w:line="60" w:lineRule="auto"/>
+        <w:spacing w:before="0" w:after="0" w:line="50" w:lineRule="exact"/>
       </w:pPr>
     </w:p>
     <w:tbl>
@@ -167,6 +168,7 @@
           </w:tcPr>
           <w:p>
             <w:pPr>
+              <w:pStyle w:val="Heading2"/>
               <w:spacing w:before="0" w:after="40" w:line="264" w:lineRule="auto"/>
             </w:pPr>
             <w:r>
@@ -194,44 +196,44 @@
                 <w:rFonts w:ascii="Avenir Next" w:hAnsi="Avenir Next" w:cs="Avenir Next" w:eastAsia="Avenir Next"/>
                 <w:b/>
                 <w:color w:val="003A70"/>
+                <w:sz w:val="22"/>
+                <w:szCs w:val="18"/>
+              </w:rPr>
+              <w:t xml:space="preserve">•</w:t>
+            </w:r>
+            <w:r>
+              <w:rPr>
+                <w:rFonts w:ascii="Avenir Next" w:hAnsi="Avenir Next" w:cs="Avenir Next" w:eastAsia="Avenir Next"/>
+                <w:color w:val="1A1A1A"/>
                 <w:sz w:val="18"/>
                 <w:szCs w:val="18"/>
               </w:rPr>
-              <w:t xml:space="preserve">•</w:t>
-            </w:r>
-            <w:r>
-              <w:rPr>
-                <w:rFonts w:ascii="Avenir Next" w:hAnsi="Avenir Next" w:cs="Avenir Next" w:eastAsia="Avenir Next"/>
-                <w:color w:val="1A1A1A"/>
-                <w:sz w:val="18"/>
+              <w:tab/>
+            </w:r>
+            <w:r>
+              <w:rPr>
+                <w:rFonts w:ascii="Avenir Next" w:hAnsi="Avenir Next" w:cs="Avenir Next" w:eastAsia="Avenir Next"/>
+                <w:color w:val="1A1A1A"/>
+                <w:sz w:val="22"/>
                 <w:szCs w:val="18"/>
               </w:rPr>
-              <w:tab/>
-            </w:r>
-            <w:r>
-              <w:rPr>
-                <w:rFonts w:ascii="Avenir Next" w:hAnsi="Avenir Next" w:cs="Avenir Next" w:eastAsia="Avenir Next"/>
-                <w:color w:val="1A1A1A"/>
-                <w:sz w:val="18"/>
+              <w:t xml:space="preserve">Positive and negative numbers show </w:t>
+            </w:r>
+            <w:r>
+              <w:rPr>
+                <w:rFonts w:ascii="Avenir Next" w:hAnsi="Avenir Next" w:cs="Avenir Next" w:eastAsia="Avenir Next"/>
+                <w:b/>
+                <w:color w:val="1A1A1A"/>
+                <w:sz w:val="22"/>
                 <w:szCs w:val="18"/>
               </w:rPr>
-              <w:t xml:space="preserve">Positive and negative numbers show </w:t>
-            </w:r>
-            <w:r>
-              <w:rPr>
-                <w:rFonts w:ascii="Avenir Next" w:hAnsi="Avenir Next" w:cs="Avenir Next" w:eastAsia="Avenir Next"/>
-                <w:b/>
-                <w:color w:val="1A1A1A"/>
-                <w:sz w:val="18"/>
-                <w:szCs w:val="18"/>
-              </w:rPr>
               <w:t xml:space="preserve">opposite directions</w:t>
             </w:r>
             <w:r>
               <w:rPr>
                 <w:rFonts w:ascii="Avenir Next" w:hAnsi="Avenir Next" w:cs="Avenir Next" w:eastAsia="Avenir Next"/>
                 <w:color w:val="1A1A1A"/>
-                <w:sz w:val="18"/>
+                <w:sz w:val="22"/>
                 <w:szCs w:val="18"/>
               </w:rPr>
               <w:t xml:space="preserve"> from 0. First decide what 0 means.</w:t>
@@ -250,63 +252,63 @@
                 <w:rFonts w:ascii="Avenir Next" w:hAnsi="Avenir Next" w:cs="Avenir Next" w:eastAsia="Avenir Next"/>
                 <w:b/>
                 <w:color w:val="003A70"/>
+                <w:sz w:val="22"/>
+                <w:szCs w:val="18"/>
+              </w:rPr>
+              <w:t xml:space="preserve">•</w:t>
+            </w:r>
+            <w:r>
+              <w:rPr>
+                <w:rFonts w:ascii="Avenir Next" w:hAnsi="Avenir Next" w:cs="Avenir Next" w:eastAsia="Avenir Next"/>
+                <w:color w:val="1A1A1A"/>
                 <w:sz w:val="18"/>
                 <w:szCs w:val="18"/>
               </w:rPr>
-              <w:t xml:space="preserve">•</w:t>
-            </w:r>
-            <w:r>
-              <w:rPr>
-                <w:rFonts w:ascii="Avenir Next" w:hAnsi="Avenir Next" w:cs="Avenir Next" w:eastAsia="Avenir Next"/>
-                <w:color w:val="1A1A1A"/>
-                <w:sz w:val="18"/>
+              <w:tab/>
+            </w:r>
+            <w:r>
+              <w:rPr>
+                <w:rFonts w:ascii="Avenir Next" w:hAnsi="Avenir Next" w:cs="Avenir Next" w:eastAsia="Avenir Next"/>
+                <w:color w:val="1A1A1A"/>
+                <w:sz w:val="22"/>
                 <w:szCs w:val="18"/>
               </w:rPr>
-              <w:tab/>
-            </w:r>
-            <w:r>
-              <w:rPr>
-                <w:rFonts w:ascii="Avenir Next" w:hAnsi="Avenir Next" w:cs="Avenir Next" w:eastAsia="Avenir Next"/>
-                <w:color w:val="1A1A1A"/>
-                <w:sz w:val="18"/>
+              <w:t xml:space="preserve">Above, gain, and deposit are </w:t>
+            </w:r>
+            <w:r>
+              <w:rPr>
+                <w:rFonts w:ascii="Avenir Next" w:hAnsi="Avenir Next" w:cs="Avenir Next" w:eastAsia="Avenir Next"/>
+                <w:b/>
+                <w:color w:val="1A1A1A"/>
+                <w:sz w:val="22"/>
                 <w:szCs w:val="18"/>
               </w:rPr>
-              <w:t xml:space="preserve">Above, gain, and deposit are </w:t>
-            </w:r>
-            <w:r>
-              <w:rPr>
-                <w:rFonts w:ascii="Avenir Next" w:hAnsi="Avenir Next" w:cs="Avenir Next" w:eastAsia="Avenir Next"/>
-                <w:b/>
-                <w:color w:val="1A1A1A"/>
-                <w:sz w:val="18"/>
+              <w:t xml:space="preserve">positive</w:t>
+            </w:r>
+            <w:r>
+              <w:rPr>
+                <w:rFonts w:ascii="Avenir Next" w:hAnsi="Avenir Next" w:cs="Avenir Next" w:eastAsia="Avenir Next"/>
+                <w:color w:val="1A1A1A"/>
+                <w:sz w:val="22"/>
                 <w:szCs w:val="18"/>
               </w:rPr>
-              <w:t xml:space="preserve">positive</w:t>
-            </w:r>
-            <w:r>
-              <w:rPr>
-                <w:rFonts w:ascii="Avenir Next" w:hAnsi="Avenir Next" w:cs="Avenir Next" w:eastAsia="Avenir Next"/>
-                <w:color w:val="1A1A1A"/>
-                <w:sz w:val="18"/>
+              <w:t xml:space="preserve">. Below, loss, and debt are </w:t>
+            </w:r>
+            <w:r>
+              <w:rPr>
+                <w:rFonts w:ascii="Avenir Next" w:hAnsi="Avenir Next" w:cs="Avenir Next" w:eastAsia="Avenir Next"/>
+                <w:b/>
+                <w:color w:val="1A1A1A"/>
+                <w:sz w:val="22"/>
                 <w:szCs w:val="18"/>
               </w:rPr>
-              <w:t xml:space="preserve">. Below, loss, and debt are </w:t>
-            </w:r>
-            <w:r>
-              <w:rPr>
-                <w:rFonts w:ascii="Avenir Next" w:hAnsi="Avenir Next" w:cs="Avenir Next" w:eastAsia="Avenir Next"/>
-                <w:b/>
-                <w:color w:val="1A1A1A"/>
-                <w:sz w:val="18"/>
-                <w:szCs w:val="18"/>
-              </w:rPr>
               <w:t xml:space="preserve">negative</w:t>
             </w:r>
             <w:r>
               <w:rPr>
                 <w:rFonts w:ascii="Avenir Next" w:hAnsi="Avenir Next" w:cs="Avenir Next" w:eastAsia="Avenir Next"/>
                 <w:color w:val="1A1A1A"/>
-                <w:sz w:val="18"/>
+                <w:sz w:val="22"/>
                 <w:szCs w:val="18"/>
               </w:rPr>
               <w:t xml:space="preserve">.</w:t>
@@ -325,35 +327,35 @@
                 <w:rFonts w:ascii="Avenir Next" w:hAnsi="Avenir Next" w:cs="Avenir Next" w:eastAsia="Avenir Next"/>
                 <w:b/>
                 <w:color w:val="003A70"/>
+                <w:sz w:val="22"/>
+                <w:szCs w:val="18"/>
+              </w:rPr>
+              <w:t xml:space="preserve">•</w:t>
+            </w:r>
+            <w:r>
+              <w:rPr>
+                <w:rFonts w:ascii="Avenir Next" w:hAnsi="Avenir Next" w:cs="Avenir Next" w:eastAsia="Avenir Next"/>
+                <w:color w:val="1A1A1A"/>
                 <w:sz w:val="18"/>
                 <w:szCs w:val="18"/>
               </w:rPr>
-              <w:t xml:space="preserve">•</w:t>
-            </w:r>
-            <w:r>
-              <w:rPr>
-                <w:rFonts w:ascii="Avenir Next" w:hAnsi="Avenir Next" w:cs="Avenir Next" w:eastAsia="Avenir Next"/>
-                <w:color w:val="1A1A1A"/>
-                <w:sz w:val="18"/>
+              <w:tab/>
+            </w:r>
+            <w:r>
+              <w:rPr>
+                <w:rFonts w:ascii="Avenir Next" w:hAnsi="Avenir Next" w:cs="Avenir Next" w:eastAsia="Avenir Next"/>
+                <w:b/>
+                <w:color w:val="1A1A1A"/>
+                <w:sz w:val="22"/>
                 <w:szCs w:val="18"/>
               </w:rPr>
-              <w:tab/>
-            </w:r>
-            <w:r>
-              <w:rPr>
-                <w:rFonts w:ascii="Avenir Next" w:hAnsi="Avenir Next" w:cs="Avenir Next" w:eastAsia="Avenir Next"/>
-                <w:b/>
-                <w:color w:val="1A1A1A"/>
-                <w:sz w:val="18"/>
-                <w:szCs w:val="18"/>
-              </w:rPr>
               <w:t xml:space="preserve">Opposites</w:t>
             </w:r>
             <w:r>
               <w:rPr>
                 <w:rFonts w:ascii="Avenir Next" w:hAnsi="Avenir Next" w:cs="Avenir Next" w:eastAsia="Avenir Next"/>
                 <w:color w:val="1A1A1A"/>
-                <w:sz w:val="18"/>
+                <w:sz w:val="22"/>
                 <w:szCs w:val="18"/>
               </w:rPr>
               <w:t xml:space="preserve"> are the same distance from 0 on different sides. Zero is its own opposite.</w:t>
@@ -368,6 +370,7 @@
           </w:tcPr>
           <w:p>
             <w:pPr>
+              <w:pStyle w:val="Heading2"/>
               <w:spacing w:before="0" w:after="40" w:line="264" w:lineRule="auto"/>
             </w:pPr>
             <w:r>
@@ -390,7 +393,7 @@
               <w:rPr>
                 <w:rFonts w:ascii="Avenir Next" w:hAnsi="Avenir Next" w:cs="Avenir Next" w:eastAsia="Avenir Next"/>
                 <w:color w:val="1A1A1A"/>
-                <w:sz w:val="17"/>
+                <w:sz w:val="22"/>
                 <w:szCs w:val="17"/>
               </w:rPr>
               <w:t xml:space="preserve">A game score starts at 0. You earn 8 points, then you lose 8 points. Write each as an integer.</w:t>
@@ -409,25 +412,25 @@
                 <w:rFonts w:ascii="Avenir Next" w:hAnsi="Avenir Next" w:cs="Avenir Next" w:eastAsia="Avenir Next"/>
                 <w:b/>
                 <w:color w:val="003A70"/>
+                <w:sz w:val="22"/>
+                <w:szCs w:val="17"/>
+              </w:rPr>
+              <w:t xml:space="preserve">Step 1</w:t>
+            </w:r>
+            <w:r>
+              <w:rPr>
+                <w:rFonts w:ascii="Avenir Next" w:hAnsi="Avenir Next" w:cs="Avenir Next" w:eastAsia="Avenir Next"/>
+                <w:color w:val="1A1A1A"/>
                 <w:sz w:val="17"/>
                 <w:szCs w:val="17"/>
               </w:rPr>
-              <w:t xml:space="preserve">Step 1</w:t>
-            </w:r>
-            <w:r>
-              <w:rPr>
-                <w:rFonts w:ascii="Avenir Next" w:hAnsi="Avenir Next" w:cs="Avenir Next" w:eastAsia="Avenir Next"/>
-                <w:color w:val="1A1A1A"/>
-                <w:sz w:val="17"/>
-                <w:szCs w:val="17"/>
-              </w:rPr>
               <w:tab/>
             </w:r>
             <w:r>
               <w:rPr>
                 <w:rFonts w:ascii="Avenir Next" w:hAnsi="Avenir Next" w:cs="Avenir Next" w:eastAsia="Avenir Next"/>
                 <w:color w:val="1A1A1A"/>
-                <w:sz w:val="17"/>
+                <w:sz w:val="22"/>
                 <w:szCs w:val="17"/>
               </w:rPr>
               <w:t xml:space="preserve">0 means the starting score.</w:t>
@@ -446,25 +449,25 @@
                 <w:rFonts w:ascii="Avenir Next" w:hAnsi="Avenir Next" w:cs="Avenir Next" w:eastAsia="Avenir Next"/>
                 <w:b/>
                 <w:color w:val="003A70"/>
+                <w:sz w:val="22"/>
+                <w:szCs w:val="17"/>
+              </w:rPr>
+              <w:t xml:space="preserve">Step 2</w:t>
+            </w:r>
+            <w:r>
+              <w:rPr>
+                <w:rFonts w:ascii="Avenir Next" w:hAnsi="Avenir Next" w:cs="Avenir Next" w:eastAsia="Avenir Next"/>
+                <w:color w:val="1A1A1A"/>
                 <w:sz w:val="17"/>
                 <w:szCs w:val="17"/>
               </w:rPr>
-              <w:t xml:space="preserve">Step 2</w:t>
-            </w:r>
-            <w:r>
-              <w:rPr>
-                <w:rFonts w:ascii="Avenir Next" w:hAnsi="Avenir Next" w:cs="Avenir Next" w:eastAsia="Avenir Next"/>
-                <w:color w:val="1A1A1A"/>
-                <w:sz w:val="17"/>
-                <w:szCs w:val="17"/>
-              </w:rPr>
               <w:tab/>
             </w:r>
             <w:r>
               <w:rPr>
                 <w:rFonts w:ascii="Avenir Next" w:hAnsi="Avenir Next" w:cs="Avenir Next" w:eastAsia="Avenir Next"/>
                 <w:color w:val="1A1A1A"/>
-                <w:sz w:val="17"/>
+                <w:sz w:val="22"/>
                 <w:szCs w:val="17"/>
               </w:rPr>
               <w:t xml:space="preserve">Earn 8 points: 8. Lose 8 points: −8.</w:t>
@@ -483,25 +486,25 @@
                 <w:rFonts w:ascii="Avenir Next" w:hAnsi="Avenir Next" w:cs="Avenir Next" w:eastAsia="Avenir Next"/>
                 <w:b/>
                 <w:color w:val="003A70"/>
+                <w:sz w:val="22"/>
+                <w:szCs w:val="17"/>
+              </w:rPr>
+              <w:t xml:space="preserve">Step 3</w:t>
+            </w:r>
+            <w:r>
+              <w:rPr>
+                <w:rFonts w:ascii="Avenir Next" w:hAnsi="Avenir Next" w:cs="Avenir Next" w:eastAsia="Avenir Next"/>
+                <w:color w:val="1A1A1A"/>
                 <w:sz w:val="17"/>
                 <w:szCs w:val="17"/>
               </w:rPr>
-              <w:t xml:space="preserve">Step 3</w:t>
-            </w:r>
-            <w:r>
-              <w:rPr>
-                <w:rFonts w:ascii="Avenir Next" w:hAnsi="Avenir Next" w:cs="Avenir Next" w:eastAsia="Avenir Next"/>
-                <w:color w:val="1A1A1A"/>
-                <w:sz w:val="17"/>
-                <w:szCs w:val="17"/>
-              </w:rPr>
               <w:tab/>
             </w:r>
             <w:r>
               <w:rPr>
                 <w:rFonts w:ascii="Avenir Next" w:hAnsi="Avenir Next" w:cs="Avenir Next" w:eastAsia="Avenir Next"/>
                 <w:color w:val="1A1A1A"/>
-                <w:sz w:val="17"/>
+                <w:sz w:val="22"/>
                 <w:szCs w:val="17"/>
               </w:rPr>
               <w:t xml:space="preserve">Both are 8 units from 0, on opposite sides.</w:t>
@@ -520,18 +523,18 @@
                 <w:rFonts w:ascii="Avenir Next" w:hAnsi="Avenir Next" w:cs="Avenir Next" w:eastAsia="Avenir Next"/>
                 <w:b/>
                 <w:color w:val="1A1A1A"/>
+                <w:sz w:val="22"/>
+                <w:szCs w:val="17"/>
+              </w:rPr>
+              <w:t xml:space="preserve">Answer</w:t>
+            </w:r>
+            <w:r>
+              <w:rPr>
+                <w:rFonts w:ascii="Avenir Next" w:hAnsi="Avenir Next" w:cs="Avenir Next" w:eastAsia="Avenir Next"/>
+                <w:color w:val="1A1A1A"/>
                 <w:sz w:val="17"/>
                 <w:szCs w:val="17"/>
               </w:rPr>
-              <w:t xml:space="preserve">Answer</w:t>
-            </w:r>
-            <w:r>
-              <w:rPr>
-                <w:rFonts w:ascii="Avenir Next" w:hAnsi="Avenir Next" w:cs="Avenir Next" w:eastAsia="Avenir Next"/>
-                <w:color w:val="1A1A1A"/>
-                <w:sz w:val="17"/>
-                <w:szCs w:val="17"/>
-              </w:rPr>
               <w:tab/>
             </w:r>
             <w:r>
@@ -539,7 +542,7 @@
                 <w:rFonts w:ascii="Avenir Next" w:hAnsi="Avenir Next" w:cs="Avenir Next" w:eastAsia="Avenir Next"/>
                 <w:b/>
                 <w:color w:val="1A1A1A"/>
-                <w:sz w:val="17"/>
+                <w:sz w:val="22"/>
                 <w:szCs w:val="17"/>
               </w:rPr>
               <w:t xml:space="preserve">8 and −8 are opposites</w:t>
@@ -568,7 +571,7 @@
           <w:rFonts w:ascii="Avenir Next" w:hAnsi="Avenir Next" w:cs="Avenir Next" w:eastAsia="Avenir Next"/>
           <w:b/>
           <w:color w:val="1A1A1A"/>
-          <w:sz w:val="17"/>
+          <w:sz w:val="22"/>
           <w:szCs w:val="17"/>
         </w:rPr>
         <w:t xml:space="preserve">integer</w:t>
@@ -578,7 +581,7 @@
           <w:rFonts w:ascii="Avenir Next" w:hAnsi="Avenir Next" w:cs="Avenir Next" w:eastAsia="Avenir Next"/>
           <w:i/>
           <w:color w:val="5A5F66"/>
-          <w:sz w:val="17"/>
+          <w:sz w:val="22"/>
           <w:szCs w:val="17"/>
         </w:rPr>
         <w:t xml:space="preserve"> (entero)</w:t>
@@ -587,7 +590,7 @@
         <w:rPr>
           <w:rFonts w:ascii="Avenir Next" w:hAnsi="Avenir Next" w:cs="Avenir Next" w:eastAsia="Avenir Next"/>
           <w:color w:val="5A5F66"/>
-          <w:sz w:val="17"/>
+          <w:sz w:val="22"/>
           <w:szCs w:val="17"/>
         </w:rPr>
         <w:t xml:space="preserve">   ·   </w:t>
@@ -597,7 +600,7 @@
           <w:rFonts w:ascii="Avenir Next" w:hAnsi="Avenir Next" w:cs="Avenir Next" w:eastAsia="Avenir Next"/>
           <w:b/>
           <w:color w:val="1A1A1A"/>
-          <w:sz w:val="17"/>
+          <w:sz w:val="22"/>
           <w:szCs w:val="17"/>
         </w:rPr>
         <w:t xml:space="preserve">opposite</w:t>
@@ -607,7 +610,7 @@
           <w:rFonts w:ascii="Avenir Next" w:hAnsi="Avenir Next" w:cs="Avenir Next" w:eastAsia="Avenir Next"/>
           <w:i/>
           <w:color w:val="5A5F66"/>
-          <w:sz w:val="17"/>
+          <w:sz w:val="22"/>
           <w:szCs w:val="17"/>
         </w:rPr>
         <w:t xml:space="preserve"> (opuesto)</w:t>
@@ -616,7 +619,7 @@
         <w:rPr>
           <w:rFonts w:ascii="Avenir Next" w:hAnsi="Avenir Next" w:cs="Avenir Next" w:eastAsia="Avenir Next"/>
           <w:color w:val="5A5F66"/>
-          <w:sz w:val="17"/>
+          <w:sz w:val="22"/>
           <w:szCs w:val="17"/>
         </w:rPr>
         <w:t xml:space="preserve">   ·   </w:t>
@@ -626,7 +629,7 @@
           <w:rFonts w:ascii="Avenir Next" w:hAnsi="Avenir Next" w:cs="Avenir Next" w:eastAsia="Avenir Next"/>
           <w:b/>
           <w:color w:val="1A1A1A"/>
-          <w:sz w:val="17"/>
+          <w:sz w:val="22"/>
           <w:szCs w:val="17"/>
         </w:rPr>
         <w:t xml:space="preserve">negative number</w:t>
@@ -636,7 +639,7 @@
           <w:rFonts w:ascii="Avenir Next" w:hAnsi="Avenir Next" w:cs="Avenir Next" w:eastAsia="Avenir Next"/>
           <w:i/>
           <w:color w:val="5A5F66"/>
-          <w:sz w:val="17"/>
+          <w:sz w:val="22"/>
           <w:szCs w:val="17"/>
         </w:rPr>
         <w:t xml:space="preserve"> (número negativo)</w:t>
@@ -644,6 +647,7 @@
     </w:p>
     <w:p>
       <w:pPr>
+        <w:pStyle w:val="Heading2"/>
         <w:keepNext/>
         <w:pBdr>
           <w:bottom w:val="single" w:sz="8" w:space="3" w:color="003A70"/>
@@ -659,7 +663,7 @@
           <w:b/>
           <w:color w:val="003A70"/>
           <w:spacing w:val="14"/>
-          <w:sz w:val="19"/>
+          <w:sz w:val="22"/>
           <w:szCs w:val="19"/>
         </w:rPr>
         <w:t xml:space="preserve">PRACTICE</w:t>
@@ -678,7 +682,7 @@
           <w:rFonts w:ascii="Avenir Next" w:hAnsi="Avenir Next" w:cs="Avenir Next" w:eastAsia="Avenir Next"/>
           <w:i/>
           <w:color w:val="5A5F66"/>
-          <w:sz w:val="17"/>
+          <w:sz w:val="22"/>
           <w:szCs w:val="17"/>
         </w:rPr>
         <w:t xml:space="preserve">show your work · label units</w:t>
@@ -686,7 +690,7 @@
     </w:p>
     <w:p>
       <w:pPr>
-        <w:spacing w:before="0" w:after="0" w:line="20" w:lineRule="exact"/>
+        <w:spacing w:before="0" w:after="0" w:line="50" w:lineRule="exact"/>
       </w:pPr>
     </w:p>
     <w:tbl>
@@ -736,25 +740,25 @@
                 <w:rFonts w:ascii="Avenir Next" w:hAnsi="Avenir Next" w:cs="Avenir Next" w:eastAsia="Avenir Next"/>
                 <w:b/>
                 <w:color w:val="1A1A1A"/>
+                <w:sz w:val="22"/>
+                <w:szCs w:val="20"/>
+              </w:rPr>
+              <w:t xml:space="preserve">1.</w:t>
+            </w:r>
+            <w:r>
+              <w:rPr>
+                <w:rFonts w:ascii="Avenir Next" w:hAnsi="Avenir Next" w:cs="Avenir Next" w:eastAsia="Avenir Next"/>
+                <w:color w:val="1A1A1A"/>
                 <w:sz w:val="20"/>
                 <w:szCs w:val="20"/>
               </w:rPr>
-              <w:t xml:space="preserve">1.</w:t>
-            </w:r>
-            <w:r>
-              <w:rPr>
-                <w:rFonts w:ascii="Avenir Next" w:hAnsi="Avenir Next" w:cs="Avenir Next" w:eastAsia="Avenir Next"/>
-                <w:color w:val="1A1A1A"/>
-                <w:sz w:val="20"/>
-                <w:szCs w:val="20"/>
-              </w:rPr>
               <w:tab/>
             </w:r>
             <w:r>
               <w:rPr>
                 <w:rFonts w:ascii="Avenir Next" w:hAnsi="Avenir Next" w:cs="Avenir Next" w:eastAsia="Avenir Next"/>
                 <w:color w:val="1A1A1A"/>
-                <w:sz w:val="20"/>
+                <w:sz w:val="22"/>
                 <w:szCs w:val="20"/>
               </w:rPr>
               <w:t xml:space="preserve">Write an integer for each situation.</w:t>
@@ -809,7 +813,7 @@
                       <w:rFonts w:ascii="Avenir Next" w:hAnsi="Avenir Next" w:cs="Avenir Next" w:eastAsia="Avenir Next"/>
                       <w:b/>
                       <w:color w:val="003A70"/>
-                      <w:sz w:val="20"/>
+                      <w:sz w:val="22"/>
                       <w:szCs w:val="20"/>
                     </w:rPr>
                     <w:t xml:space="preserve">a.</w:t>
@@ -827,7 +831,7 @@
                     <w:rPr>
                       <w:rFonts w:ascii="Avenir Next" w:hAnsi="Avenir Next" w:cs="Avenir Next" w:eastAsia="Avenir Next"/>
                       <w:color w:val="1A1A1A"/>
-                      <w:sz w:val="20"/>
+                      <w:sz w:val="22"/>
                       <w:szCs w:val="20"/>
                     </w:rPr>
                     <w:t xml:space="preserve">a gain of 12 yards</w:t>
@@ -871,7 +875,7 @@
                       <w:rFonts w:ascii="Avenir Next" w:hAnsi="Avenir Next" w:cs="Avenir Next" w:eastAsia="Avenir Next"/>
                       <w:b/>
                       <w:color w:val="003A70"/>
-                      <w:sz w:val="20"/>
+                      <w:sz w:val="22"/>
                       <w:szCs w:val="20"/>
                     </w:rPr>
                     <w:t xml:space="preserve">b.</w:t>
@@ -889,7 +893,7 @@
                     <w:rPr>
                       <w:rFonts w:ascii="Avenir Next" w:hAnsi="Avenir Next" w:cs="Avenir Next" w:eastAsia="Avenir Next"/>
                       <w:color w:val="1A1A1A"/>
-                      <w:sz w:val="20"/>
+                      <w:sz w:val="22"/>
                       <w:szCs w:val="20"/>
                     </w:rPr>
                     <w:t xml:space="preserve">a debt of 25 dollars</w:t>
@@ -939,7 +943,7 @@
                       <w:rFonts w:ascii="Avenir Next" w:hAnsi="Avenir Next" w:cs="Avenir Next" w:eastAsia="Avenir Next"/>
                       <w:b/>
                       <w:color w:val="003A70"/>
-                      <w:sz w:val="20"/>
+                      <w:sz w:val="22"/>
                       <w:szCs w:val="20"/>
                     </w:rPr>
                     <w:t xml:space="preserve">c.</w:t>
@@ -957,7 +961,7 @@
                     <w:rPr>
                       <w:rFonts w:ascii="Avenir Next" w:hAnsi="Avenir Next" w:cs="Avenir Next" w:eastAsia="Avenir Next"/>
                       <w:color w:val="1A1A1A"/>
-                      <w:sz w:val="20"/>
+                      <w:sz w:val="22"/>
                       <w:szCs w:val="20"/>
                     </w:rPr>
                     <w:t xml:space="preserve">8 degrees below zero</w:t>
@@ -1001,7 +1005,7 @@
                       <w:rFonts w:ascii="Avenir Next" w:hAnsi="Avenir Next" w:cs="Avenir Next" w:eastAsia="Avenir Next"/>
                       <w:b/>
                       <w:color w:val="003A70"/>
-                      <w:sz w:val="20"/>
+                      <w:sz w:val="22"/>
                       <w:szCs w:val="20"/>
                     </w:rPr>
                     <w:t xml:space="preserve">d.</w:t>
@@ -1019,7 +1023,7 @@
                     <w:rPr>
                       <w:rFonts w:ascii="Avenir Next" w:hAnsi="Avenir Next" w:cs="Avenir Next" w:eastAsia="Avenir Next"/>
                       <w:color w:val="1A1A1A"/>
-                      <w:sz w:val="20"/>
+                      <w:sz w:val="22"/>
                       <w:szCs w:val="20"/>
                     </w:rPr>
                     <w:t xml:space="preserve">3 floors below the street</w:t>
@@ -1049,7 +1053,7 @@
           </w:tbl>
           <w:p>
             <w:pPr>
-              <w:spacing w:before="0" w:after="0" w:line="24" w:lineRule="auto"/>
+              <w:spacing w:before="0" w:after="0" w:line="50" w:lineRule="exact"/>
             </w:pPr>
           </w:p>
         </w:tc>
@@ -1057,12 +1061,12 @@
     </w:tbl>
     <w:p>
       <w:pPr>
-        <w:spacing w:before="0" w:after="0" w:line="20" w:lineRule="exact"/>
+        <w:spacing w:before="0" w:after="0" w:line="50" w:lineRule="exact"/>
       </w:pPr>
     </w:p>
     <w:p>
       <w:pPr>
-        <w:spacing w:before="0" w:after="0" w:line="20" w:lineRule="exact"/>
+        <w:spacing w:before="0" w:after="0" w:line="50" w:lineRule="exact"/>
       </w:pPr>
     </w:p>
     <w:tbl>
@@ -1112,25 +1116,25 @@
                 <w:rFonts w:ascii="Avenir Next" w:hAnsi="Avenir Next" w:cs="Avenir Next" w:eastAsia="Avenir Next"/>
                 <w:b/>
                 <w:color w:val="1A1A1A"/>
+                <w:sz w:val="22"/>
+                <w:szCs w:val="20"/>
+              </w:rPr>
+              <w:t xml:space="preserve">2.</w:t>
+            </w:r>
+            <w:r>
+              <w:rPr>
+                <w:rFonts w:ascii="Avenir Next" w:hAnsi="Avenir Next" w:cs="Avenir Next" w:eastAsia="Avenir Next"/>
+                <w:color w:val="1A1A1A"/>
                 <w:sz w:val="20"/>
                 <w:szCs w:val="20"/>
               </w:rPr>
-              <w:t xml:space="preserve">2.</w:t>
-            </w:r>
-            <w:r>
-              <w:rPr>
-                <w:rFonts w:ascii="Avenir Next" w:hAnsi="Avenir Next" w:cs="Avenir Next" w:eastAsia="Avenir Next"/>
-                <w:color w:val="1A1A1A"/>
-                <w:sz w:val="20"/>
-                <w:szCs w:val="20"/>
-              </w:rPr>
               <w:tab/>
             </w:r>
             <w:r>
               <w:rPr>
                 <w:rFonts w:ascii="Avenir Next" w:hAnsi="Avenir Next" w:cs="Avenir Next" w:eastAsia="Avenir Next"/>
                 <w:color w:val="1A1A1A"/>
-                <w:sz w:val="20"/>
+                <w:sz w:val="22"/>
                 <w:szCs w:val="20"/>
               </w:rPr>
               <w:t xml:space="preserve">Write the opposite of each number.</w:t>
@@ -1186,7 +1190,7 @@
                       <w:rFonts w:ascii="Avenir Next" w:hAnsi="Avenir Next" w:cs="Avenir Next" w:eastAsia="Avenir Next"/>
                       <w:b/>
                       <w:color w:val="003A70"/>
-                      <w:sz w:val="20"/>
+                      <w:sz w:val="22"/>
                       <w:szCs w:val="20"/>
                     </w:rPr>
                     <w:t xml:space="preserve">a.</w:t>
@@ -1204,7 +1208,7 @@
                     <w:rPr>
                       <w:rFonts w:ascii="Avenir Next" w:hAnsi="Avenir Next" w:cs="Avenir Next" w:eastAsia="Avenir Next"/>
                       <w:color w:val="1A1A1A"/>
-                      <w:sz w:val="20"/>
+                      <w:sz w:val="22"/>
                       <w:szCs w:val="20"/>
                     </w:rPr>
                     <w:t xml:space="preserve">−19</w:t>
@@ -1248,7 +1252,7 @@
                       <w:rFonts w:ascii="Avenir Next" w:hAnsi="Avenir Next" w:cs="Avenir Next" w:eastAsia="Avenir Next"/>
                       <w:b/>
                       <w:color w:val="003A70"/>
-                      <w:sz w:val="20"/>
+                      <w:sz w:val="22"/>
                       <w:szCs w:val="20"/>
                     </w:rPr>
                     <w:t xml:space="preserve">b.</w:t>
@@ -1266,7 +1270,7 @@
                     <w:rPr>
                       <w:rFonts w:ascii="Avenir Next" w:hAnsi="Avenir Next" w:cs="Avenir Next" w:eastAsia="Avenir Next"/>
                       <w:color w:val="1A1A1A"/>
-                      <w:sz w:val="20"/>
+                      <w:sz w:val="22"/>
                       <w:szCs w:val="20"/>
                     </w:rPr>
                     <w:t xml:space="preserve">6</w:t>
@@ -1310,7 +1314,7 @@
                       <w:rFonts w:ascii="Avenir Next" w:hAnsi="Avenir Next" w:cs="Avenir Next" w:eastAsia="Avenir Next"/>
                       <w:b/>
                       <w:color w:val="003A70"/>
-                      <w:sz w:val="20"/>
+                      <w:sz w:val="22"/>
                       <w:szCs w:val="20"/>
                     </w:rPr>
                     <w:t xml:space="preserve">c.</w:t>
@@ -1328,7 +1332,7 @@
                     <w:rPr>
                       <w:rFonts w:ascii="Avenir Next" w:hAnsi="Avenir Next" w:cs="Avenir Next" w:eastAsia="Avenir Next"/>
                       <w:color w:val="1A1A1A"/>
-                      <w:sz w:val="20"/>
+                      <w:sz w:val="22"/>
                       <w:szCs w:val="20"/>
                     </w:rPr>
                     <w:t xml:space="preserve">0</w:t>
@@ -1358,7 +1362,7 @@
           </w:tbl>
           <w:p>
             <w:pPr>
-              <w:spacing w:before="0" w:after="0" w:line="24" w:lineRule="auto"/>
+              <w:spacing w:before="0" w:after="0" w:line="50" w:lineRule="exact"/>
             </w:pPr>
           </w:p>
         </w:tc>
@@ -1366,12 +1370,12 @@
     </w:tbl>
     <w:p>
       <w:pPr>
-        <w:spacing w:before="0" w:after="0" w:line="20" w:lineRule="exact"/>
+        <w:spacing w:before="0" w:after="0" w:line="50" w:lineRule="exact"/>
       </w:pPr>
     </w:p>
     <w:p>
       <w:pPr>
-        <w:spacing w:before="0" w:after="0" w:line="20" w:lineRule="exact"/>
+        <w:spacing w:before="0" w:after="0" w:line="50" w:lineRule="exact"/>
       </w:pPr>
     </w:p>
     <w:tbl>
@@ -1421,18 +1425,18 @@
                 <w:rFonts w:ascii="Avenir Next" w:hAnsi="Avenir Next" w:cs="Avenir Next" w:eastAsia="Avenir Next"/>
                 <w:b/>
                 <w:color w:val="1A1A1A"/>
+                <w:sz w:val="22"/>
+                <w:szCs w:val="20"/>
+              </w:rPr>
+              <w:t xml:space="preserve">3.</w:t>
+            </w:r>
+            <w:r>
+              <w:rPr>
+                <w:rFonts w:ascii="Avenir Next" w:hAnsi="Avenir Next" w:cs="Avenir Next" w:eastAsia="Avenir Next"/>
+                <w:color w:val="1A1A1A"/>
                 <w:sz w:val="20"/>
                 <w:szCs w:val="20"/>
               </w:rPr>
-              <w:t xml:space="preserve">3.</w:t>
-            </w:r>
-            <w:r>
-              <w:rPr>
-                <w:rFonts w:ascii="Avenir Next" w:hAnsi="Avenir Next" w:cs="Avenir Next" w:eastAsia="Avenir Next"/>
-                <w:color w:val="1A1A1A"/>
-                <w:sz w:val="20"/>
-                <w:szCs w:val="20"/>
-              </w:rPr>
               <w:tab/>
             </w:r>
             <w:r>
@@ -1440,7 +1444,7 @@
                 <w:rFonts w:ascii="Avenir Next" w:hAnsi="Avenir Next" w:cs="Avenir Next" w:eastAsia="Avenir Next"/>
                 <w:b/>
                 <w:color w:val="1A1A1A"/>
-                <w:sz w:val="20"/>
+                <w:sz w:val="22"/>
                 <w:szCs w:val="20"/>
               </w:rPr>
               <w:t xml:space="preserve">Hiking Trail.  </w:t>
@@ -1449,7 +1453,7 @@
               <w:rPr>
                 <w:rFonts w:ascii="Avenir Next" w:hAnsi="Avenir Next" w:cs="Avenir Next" w:eastAsia="Avenir Next"/>
                 <w:color w:val="1A1A1A"/>
-                <w:sz w:val="20"/>
+                <w:sz w:val="22"/>
                 <w:szCs w:val="20"/>
               </w:rPr>
               <w:t xml:space="preserve">A trail map lists four spots: Ridge Point 35 m above sea level, Salt Flat 20 m below, Camp 15 m above, and Cave Floor 35 m below.</w:t>
@@ -1466,7 +1470,7 @@
                 <w:rFonts w:ascii="Avenir Next" w:hAnsi="Avenir Next" w:cs="Avenir Next" w:eastAsia="Avenir Next"/>
                 <w:b/>
                 <w:color w:val="003A70"/>
-                <w:sz w:val="17"/>
+                <w:sz w:val="22"/>
                 <w:szCs w:val="17"/>
               </w:rPr>
               <w:t xml:space="preserve">Hint  </w:t>
@@ -1476,7 +1480,7 @@
                 <w:rFonts w:ascii="Avenir Next" w:hAnsi="Avenir Next" w:cs="Avenir Next" w:eastAsia="Avenir Next"/>
                 <w:i/>
                 <w:color w:val="5A5F66"/>
-                <w:sz w:val="17"/>
+                <w:sz w:val="22"/>
                 <w:szCs w:val="17"/>
               </w:rPr>
               <w:t xml:space="preserve">Sea level is 0. Below sea level is negative.</w:t>
@@ -1492,7 +1496,7 @@
               <w:drawing>
                 <wp:inline distT="0" distB="0" distL="0" distR="0">
                   <wp:extent cx="5120640" cy="566928"/>
-                  <wp:docPr id="1" name="Figure 1"/>
+                  <wp:docPr id="1" name="Figure 1" descr="Number line from -40 to 40, ticks every 5."/>
                   <a:graphic xmlns:a="http://schemas.openxmlformats.org/drawingml/2006/main">
                     <a:graphicData uri="http://schemas.openxmlformats.org/drawingml/2006/picture">
                       <pic:pic xmlns:pic="http://schemas.openxmlformats.org/drawingml/2006/picture">
@@ -1536,10 +1540,28 @@
                 <w:rFonts w:ascii="Avenir Next" w:hAnsi="Avenir Next" w:cs="Avenir Next" w:eastAsia="Avenir Next"/>
                 <w:b/>
                 <w:color w:val="003A70"/>
+                <w:sz w:val="22"/>
+                <w:szCs w:val="20"/>
+              </w:rPr>
+              <w:t xml:space="preserve">a.</w:t>
+            </w:r>
+            <w:r>
+              <w:rPr>
+                <w:rFonts w:ascii="Avenir Next" w:hAnsi="Avenir Next" w:cs="Avenir Next" w:eastAsia="Avenir Next"/>
+                <w:color w:val="1A1A1A"/>
                 <w:sz w:val="20"/>
                 <w:szCs w:val="20"/>
               </w:rPr>
-              <w:t xml:space="preserve">a.</w:t>
+              <w:tab/>
+            </w:r>
+            <w:r>
+              <w:rPr>
+                <w:rFonts w:ascii="Avenir Next" w:hAnsi="Avenir Next" w:cs="Avenir Next" w:eastAsia="Avenir Next"/>
+                <w:color w:val="1A1A1A"/>
+                <w:sz w:val="22"/>
+                <w:szCs w:val="20"/>
+              </w:rPr>
+              <w:t xml:space="preserve">Write the integers: Ridge </w:t>
             </w:r>
             <w:r>
               <w:rPr>
@@ -1547,8 +1569,18 @@
                 <w:color w:val="1A1A1A"/>
                 <w:sz w:val="20"/>
                 <w:szCs w:val="20"/>
-              </w:rPr>
-              <w:tab/>
+                <w:u w:val="single"/>
+              </w:rPr>
+              <w:t xml:space="preserve">      </w:t>
+            </w:r>
+            <w:r>
+              <w:rPr>
+                <w:rFonts w:ascii="Avenir Next" w:hAnsi="Avenir Next" w:cs="Avenir Next" w:eastAsia="Avenir Next"/>
+                <w:color w:val="1A1A1A"/>
+                <w:sz w:val="22"/>
+                <w:szCs w:val="20"/>
+              </w:rPr>
+              <w:t xml:space="preserve"> Salt Flat </w:t>
             </w:r>
             <w:r>
               <w:rPr>
@@ -1556,8 +1588,18 @@
                 <w:color w:val="1A1A1A"/>
                 <w:sz w:val="20"/>
                 <w:szCs w:val="20"/>
-              </w:rPr>
-              <w:t xml:space="preserve">Write the integers: Ridge </w:t>
+                <w:u w:val="single"/>
+              </w:rPr>
+              <w:t xml:space="preserve">      </w:t>
+            </w:r>
+            <w:r>
+              <w:rPr>
+                <w:rFonts w:ascii="Avenir Next" w:hAnsi="Avenir Next" w:cs="Avenir Next" w:eastAsia="Avenir Next"/>
+                <w:color w:val="1A1A1A"/>
+                <w:sz w:val="22"/>
+                <w:szCs w:val="20"/>
+              </w:rPr>
+              <w:t xml:space="preserve"> Camp </w:t>
             </w:r>
             <w:r>
               <w:rPr>
@@ -1573,45 +1615,7 @@
               <w:rPr>
                 <w:rFonts w:ascii="Avenir Next" w:hAnsi="Avenir Next" w:cs="Avenir Next" w:eastAsia="Avenir Next"/>
                 <w:color w:val="1A1A1A"/>
-                <w:sz w:val="20"/>
-                <w:szCs w:val="20"/>
-              </w:rPr>
-              <w:t xml:space="preserve"> Salt Flat </w:t>
-            </w:r>
-            <w:r>
-              <w:rPr>
-                <w:rFonts w:ascii="Avenir Next" w:hAnsi="Avenir Next" w:cs="Avenir Next" w:eastAsia="Avenir Next"/>
-                <w:color w:val="1A1A1A"/>
-                <w:sz w:val="20"/>
-                <w:szCs w:val="20"/>
-                <w:u w:val="single"/>
-              </w:rPr>
-              <w:t xml:space="preserve">      </w:t>
-            </w:r>
-            <w:r>
-              <w:rPr>
-                <w:rFonts w:ascii="Avenir Next" w:hAnsi="Avenir Next" w:cs="Avenir Next" w:eastAsia="Avenir Next"/>
-                <w:color w:val="1A1A1A"/>
-                <w:sz w:val="20"/>
-                <w:szCs w:val="20"/>
-              </w:rPr>
-              <w:t xml:space="preserve"> Camp </w:t>
-            </w:r>
-            <w:r>
-              <w:rPr>
-                <w:rFonts w:ascii="Avenir Next" w:hAnsi="Avenir Next" w:cs="Avenir Next" w:eastAsia="Avenir Next"/>
-                <w:color w:val="1A1A1A"/>
-                <w:sz w:val="20"/>
-                <w:szCs w:val="20"/>
-                <w:u w:val="single"/>
-              </w:rPr>
-              <w:t xml:space="preserve">      </w:t>
-            </w:r>
-            <w:r>
-              <w:rPr>
-                <w:rFonts w:ascii="Avenir Next" w:hAnsi="Avenir Next" w:cs="Avenir Next" w:eastAsia="Avenir Next"/>
-                <w:color w:val="1A1A1A"/>
-                <w:sz w:val="20"/>
+                <w:sz w:val="22"/>
                 <w:szCs w:val="20"/>
               </w:rPr>
               <w:t xml:space="preserve"> Cave </w:t>
@@ -1641,25 +1645,25 @@
                 <w:rFonts w:ascii="Avenir Next" w:hAnsi="Avenir Next" w:cs="Avenir Next" w:eastAsia="Avenir Next"/>
                 <w:b/>
                 <w:color w:val="003A70"/>
+                <w:sz w:val="22"/>
+                <w:szCs w:val="20"/>
+              </w:rPr>
+              <w:t xml:space="preserve">b.</w:t>
+            </w:r>
+            <w:r>
+              <w:rPr>
+                <w:rFonts w:ascii="Avenir Next" w:hAnsi="Avenir Next" w:cs="Avenir Next" w:eastAsia="Avenir Next"/>
+                <w:color w:val="1A1A1A"/>
                 <w:sz w:val="20"/>
                 <w:szCs w:val="20"/>
               </w:rPr>
-              <w:t xml:space="preserve">b.</w:t>
-            </w:r>
-            <w:r>
-              <w:rPr>
-                <w:rFonts w:ascii="Avenir Next" w:hAnsi="Avenir Next" w:cs="Avenir Next" w:eastAsia="Avenir Next"/>
-                <w:color w:val="1A1A1A"/>
-                <w:sz w:val="20"/>
-                <w:szCs w:val="20"/>
-              </w:rPr>
               <w:tab/>
             </w:r>
             <w:r>
               <w:rPr>
                 <w:rFonts w:ascii="Avenir Next" w:hAnsi="Avenir Next" w:cs="Avenir Next" w:eastAsia="Avenir Next"/>
                 <w:color w:val="1A1A1A"/>
-                <w:sz w:val="20"/>
+                <w:sz w:val="22"/>
                 <w:szCs w:val="20"/>
               </w:rPr>
               <w:t xml:space="preserve">Plot and label all four. Which two spots are opposites?</w:t>
@@ -1689,12 +1693,12 @@
     </w:tbl>
     <w:p>
       <w:pPr>
-        <w:spacing w:before="0" w:after="0" w:line="20" w:lineRule="exact"/>
+        <w:spacing w:before="0" w:after="0" w:line="50" w:lineRule="exact"/>
       </w:pPr>
     </w:p>
     <w:p>
       <w:pPr>
-        <w:spacing w:before="0" w:after="0" w:line="20" w:lineRule="exact"/>
+        <w:spacing w:before="0" w:after="0" w:line="50" w:lineRule="exact"/>
       </w:pPr>
     </w:p>
     <w:tbl>
@@ -1745,18 +1749,18 @@
                 <w:rFonts w:ascii="Avenir Next" w:hAnsi="Avenir Next" w:cs="Avenir Next" w:eastAsia="Avenir Next"/>
                 <w:b/>
                 <w:color w:val="1A1A1A"/>
+                <w:sz w:val="22"/>
+                <w:szCs w:val="20"/>
+              </w:rPr>
+              <w:t xml:space="preserve">4.</w:t>
+            </w:r>
+            <w:r>
+              <w:rPr>
+                <w:rFonts w:ascii="Avenir Next" w:hAnsi="Avenir Next" w:cs="Avenir Next" w:eastAsia="Avenir Next"/>
+                <w:color w:val="1A1A1A"/>
                 <w:sz w:val="20"/>
                 <w:szCs w:val="20"/>
               </w:rPr>
-              <w:t xml:space="preserve">4.</w:t>
-            </w:r>
-            <w:r>
-              <w:rPr>
-                <w:rFonts w:ascii="Avenir Next" w:hAnsi="Avenir Next" w:cs="Avenir Next" w:eastAsia="Avenir Next"/>
-                <w:color w:val="1A1A1A"/>
-                <w:sz w:val="20"/>
-                <w:szCs w:val="20"/>
-              </w:rPr>
               <w:tab/>
             </w:r>
             <w:r>
@@ -1764,7 +1768,7 @@
                 <w:rFonts w:ascii="Avenir Next" w:hAnsi="Avenir Next" w:cs="Avenir Next" w:eastAsia="Avenir Next"/>
                 <w:b/>
                 <w:color w:val="1A1A1A"/>
-                <w:sz w:val="20"/>
+                <w:sz w:val="22"/>
                 <w:szCs w:val="20"/>
               </w:rPr>
               <w:t xml:space="preserve">Sunrise Temperature.  </w:t>
@@ -1773,7 +1777,7 @@
               <w:rPr>
                 <w:rFonts w:ascii="Avenir Next" w:hAnsi="Avenir Next" w:cs="Avenir Next" w:eastAsia="Avenir Next"/>
                 <w:color w:val="1A1A1A"/>
-                <w:sz w:val="20"/>
+                <w:sz w:val="22"/>
                 <w:szCs w:val="20"/>
               </w:rPr>
               <w:t xml:space="preserve">At sunrise it was 12 degrees below zero. Write the integer. Then write its opposite.</w:t>
@@ -1790,7 +1794,7 @@
                 <w:rFonts w:ascii="Avenir Next" w:hAnsi="Avenir Next" w:cs="Avenir Next" w:eastAsia="Avenir Next"/>
                 <w:b/>
                 <w:color w:val="003A70"/>
-                <w:sz w:val="17"/>
+                <w:sz w:val="22"/>
                 <w:szCs w:val="17"/>
               </w:rPr>
               <w:t xml:space="preserve">Hint  </w:t>
@@ -1800,7 +1804,7 @@
                 <w:rFonts w:ascii="Avenir Next" w:hAnsi="Avenir Next" w:cs="Avenir Next" w:eastAsia="Avenir Next"/>
                 <w:i/>
                 <w:color w:val="5A5F66"/>
-                <w:sz w:val="17"/>
+                <w:sz w:val="22"/>
                 <w:szCs w:val="17"/>
               </w:rPr>
               <w:t xml:space="preserve">Below zero means negative.</w:t>
@@ -1808,7 +1812,7 @@
           </w:p>
           <w:p>
             <w:pPr>
-              <w:spacing w:before="0" w:after="0" w:line="60" w:lineRule="auto"/>
+              <w:spacing w:before="0" w:after="0" w:line="50" w:lineRule="exact"/>
             </w:pPr>
           </w:p>
           <w:tbl>
@@ -1877,7 +1881,7 @@
                 <w:rFonts w:ascii="Avenir Next" w:hAnsi="Avenir Next" w:cs="Avenir Next" w:eastAsia="Avenir Next"/>
                 <w:b/>
                 <w:color w:val="1A1A1A"/>
-                <w:sz w:val="18"/>
+                <w:sz w:val="22"/>
                 <w:szCs w:val="18"/>
               </w:rPr>
               <w:t xml:space="preserve">Integer, opposite</w:t>
@@ -1912,18 +1916,18 @@
                 <w:rFonts w:ascii="Avenir Next" w:hAnsi="Avenir Next" w:cs="Avenir Next" w:eastAsia="Avenir Next"/>
                 <w:b/>
                 <w:color w:val="1A1A1A"/>
+                <w:sz w:val="22"/>
+                <w:szCs w:val="20"/>
+              </w:rPr>
+              <w:t xml:space="preserve">5.</w:t>
+            </w:r>
+            <w:r>
+              <w:rPr>
+                <w:rFonts w:ascii="Avenir Next" w:hAnsi="Avenir Next" w:cs="Avenir Next" w:eastAsia="Avenir Next"/>
+                <w:color w:val="1A1A1A"/>
                 <w:sz w:val="20"/>
                 <w:szCs w:val="20"/>
               </w:rPr>
-              <w:t xml:space="preserve">5.</w:t>
-            </w:r>
-            <w:r>
-              <w:rPr>
-                <w:rFonts w:ascii="Avenir Next" w:hAnsi="Avenir Next" w:cs="Avenir Next" w:eastAsia="Avenir Next"/>
-                <w:color w:val="1A1A1A"/>
-                <w:sz w:val="20"/>
-                <w:szCs w:val="20"/>
-              </w:rPr>
               <w:tab/>
             </w:r>
             <w:r>
@@ -1931,7 +1935,7 @@
                 <w:rFonts w:ascii="Avenir Next" w:hAnsi="Avenir Next" w:cs="Avenir Next" w:eastAsia="Avenir Next"/>
                 <w:b/>
                 <w:color w:val="1A1A1A"/>
-                <w:sz w:val="20"/>
+                <w:sz w:val="22"/>
                 <w:szCs w:val="20"/>
               </w:rPr>
               <w:t xml:space="preserve">Marco’s Claim.  </w:t>
@@ -1940,7 +1944,7 @@
               <w:rPr>
                 <w:rFonts w:ascii="Avenir Next" w:hAnsi="Avenir Next" w:cs="Avenir Next" w:eastAsia="Avenir Next"/>
                 <w:color w:val="1A1A1A"/>
-                <w:sz w:val="20"/>
+                <w:sz w:val="22"/>
                 <w:szCs w:val="20"/>
               </w:rPr>
               <w:t xml:space="preserve">Marco says the opposite of −18 is −18, because it already has a negative sign. Is he right?</w:t>
@@ -1957,7 +1961,7 @@
                 <w:rFonts w:ascii="Avenir Next" w:hAnsi="Avenir Next" w:cs="Avenir Next" w:eastAsia="Avenir Next"/>
                 <w:b/>
                 <w:color w:val="003A70"/>
-                <w:sz w:val="17"/>
+                <w:sz w:val="22"/>
                 <w:szCs w:val="17"/>
               </w:rPr>
               <w:t xml:space="preserve">Hint  </w:t>
@@ -1967,7 +1971,7 @@
                 <w:rFonts w:ascii="Avenir Next" w:hAnsi="Avenir Next" w:cs="Avenir Next" w:eastAsia="Avenir Next"/>
                 <w:i/>
                 <w:color w:val="5A5F66"/>
-                <w:sz w:val="17"/>
+                <w:sz w:val="22"/>
                 <w:szCs w:val="17"/>
               </w:rPr>
               <w:t xml:space="preserve">Opposites sit on different sides of 0.</w:t>
@@ -1975,7 +1979,7 @@
           </w:p>
           <w:p>
             <w:pPr>
-              <w:spacing w:before="0" w:after="0" w:line="60" w:lineRule="auto"/>
+              <w:spacing w:before="0" w:after="0" w:line="50" w:lineRule="exact"/>
             </w:pPr>
           </w:p>
           <w:tbl>
@@ -2044,7 +2048,7 @@
                 <w:rFonts w:ascii="Avenir Next" w:hAnsi="Avenir Next" w:cs="Avenir Next" w:eastAsia="Avenir Next"/>
                 <w:b/>
                 <w:color w:val="1A1A1A"/>
-                <w:sz w:val="18"/>
+                <w:sz w:val="22"/>
                 <w:szCs w:val="18"/>
               </w:rPr>
               <w:t xml:space="preserve">Opposite</w:t>
@@ -2064,12 +2068,12 @@
     </w:tbl>
     <w:p>
       <w:pPr>
-        <w:spacing w:before="0" w:after="0" w:line="20" w:lineRule="exact"/>
+        <w:spacing w:before="0" w:after="0" w:line="50" w:lineRule="exact"/>
       </w:pPr>
     </w:p>
     <w:p>
       <w:pPr>
-        <w:spacing w:before="0" w:after="0" w:line="20" w:lineRule="exact"/>
+        <w:spacing w:before="0" w:after="0" w:line="50" w:lineRule="exact"/>
       </w:pPr>
     </w:p>
     <w:tbl>
@@ -2119,18 +2123,18 @@
                 <w:rFonts w:ascii="Avenir Next" w:hAnsi="Avenir Next" w:cs="Avenir Next" w:eastAsia="Avenir Next"/>
                 <w:b/>
                 <w:color w:val="1A1A1A"/>
+                <w:sz w:val="22"/>
+                <w:szCs w:val="20"/>
+              </w:rPr>
+              <w:t xml:space="preserve">6.</w:t>
+            </w:r>
+            <w:r>
+              <w:rPr>
+                <w:rFonts w:ascii="Avenir Next" w:hAnsi="Avenir Next" w:cs="Avenir Next" w:eastAsia="Avenir Next"/>
+                <w:color w:val="1A1A1A"/>
                 <w:sz w:val="20"/>
                 <w:szCs w:val="20"/>
               </w:rPr>
-              <w:t xml:space="preserve">6.</w:t>
-            </w:r>
-            <w:r>
-              <w:rPr>
-                <w:rFonts w:ascii="Avenir Next" w:hAnsi="Avenir Next" w:cs="Avenir Next" w:eastAsia="Avenir Next"/>
-                <w:color w:val="1A1A1A"/>
-                <w:sz w:val="20"/>
-                <w:szCs w:val="20"/>
-              </w:rPr>
               <w:tab/>
             </w:r>
             <w:r>
@@ -2138,7 +2142,7 @@
                 <w:rFonts w:ascii="Avenir Next" w:hAnsi="Avenir Next" w:cs="Avenir Next" w:eastAsia="Avenir Next"/>
                 <w:b/>
                 <w:color w:val="1A1A1A"/>
-                <w:sz w:val="20"/>
+                <w:sz w:val="22"/>
                 <w:szCs w:val="20"/>
               </w:rPr>
               <w:t xml:space="preserve">Golf Scores.  </w:t>
@@ -2147,7 +2151,7 @@
               <w:rPr>
                 <w:rFonts w:ascii="Avenir Next" w:hAnsi="Avenir Next" w:cs="Avenir Next" w:eastAsia="Avenir Next"/>
                 <w:color w:val="1A1A1A"/>
-                <w:sz w:val="20"/>
+                <w:sz w:val="22"/>
                 <w:szCs w:val="20"/>
               </w:rPr>
               <w:t xml:space="preserve">Three golfers finished at 7 under par, 7 over par, and even par. Write an integer for each. Plot them. Name the opposite pair.</w:t>
@@ -2164,7 +2168,7 @@
                 <w:rFonts w:ascii="Avenir Next" w:hAnsi="Avenir Next" w:cs="Avenir Next" w:eastAsia="Avenir Next"/>
                 <w:b/>
                 <w:color w:val="003A70"/>
-                <w:sz w:val="17"/>
+                <w:sz w:val="22"/>
                 <w:szCs w:val="17"/>
               </w:rPr>
               <w:t xml:space="preserve">Hint  </w:t>
@@ -2174,7 +2178,7 @@
                 <w:rFonts w:ascii="Avenir Next" w:hAnsi="Avenir Next" w:cs="Avenir Next" w:eastAsia="Avenir Next"/>
                 <w:i/>
                 <w:color w:val="5A5F66"/>
-                <w:sz w:val="17"/>
+                <w:sz w:val="22"/>
                 <w:szCs w:val="17"/>
               </w:rPr>
               <w:t xml:space="preserve">Even par is 0. Under par is negative.</w:t>
@@ -2190,7 +2194,7 @@
               <w:drawing>
                 <wp:inline distT="0" distB="0" distL="0" distR="0">
                   <wp:extent cx="5120640" cy="566928"/>
-                  <wp:docPr id="2" name="Figure 2"/>
+                  <wp:docPr id="2" name="Figure 2" descr="Number line from -8 to 8, ticks every 1."/>
                   <a:graphic xmlns:a="http://schemas.openxmlformats.org/drawingml/2006/main">
                     <a:graphicData uri="http://schemas.openxmlformats.org/drawingml/2006/picture">
                       <pic:pic xmlns:pic="http://schemas.openxmlformats.org/drawingml/2006/picture">
@@ -2233,7 +2237,7 @@
                 <w:rFonts w:ascii="Avenir Next" w:hAnsi="Avenir Next" w:cs="Avenir Next" w:eastAsia="Avenir Next"/>
                 <w:b/>
                 <w:color w:val="1A1A1A"/>
-                <w:sz w:val="18"/>
+                <w:sz w:val="22"/>
                 <w:szCs w:val="18"/>
               </w:rPr>
               <w:t xml:space="preserve">Opposite pair</w:t>
@@ -2253,12 +2257,12 @@
     </w:tbl>
     <w:p>
       <w:pPr>
-        <w:spacing w:before="0" w:after="0" w:line="20" w:lineRule="exact"/>
+        <w:spacing w:before="0" w:after="0" w:line="50" w:lineRule="exact"/>
       </w:pPr>
     </w:p>
     <w:p>
       <w:pPr>
-        <w:spacing w:before="0" w:after="0" w:line="20" w:lineRule="exact"/>
+        <w:spacing w:before="0" w:after="0" w:line="50" w:lineRule="exact"/>
       </w:pPr>
     </w:p>
     <w:tbl>
@@ -2308,18 +2312,18 @@
                 <w:rFonts w:ascii="Avenir Next" w:hAnsi="Avenir Next" w:cs="Avenir Next" w:eastAsia="Avenir Next"/>
                 <w:b/>
                 <w:color w:val="1A1A1A"/>
+                <w:sz w:val="22"/>
+                <w:szCs w:val="20"/>
+              </w:rPr>
+              <w:t xml:space="preserve">7.</w:t>
+            </w:r>
+            <w:r>
+              <w:rPr>
+                <w:rFonts w:ascii="Avenir Next" w:hAnsi="Avenir Next" w:cs="Avenir Next" w:eastAsia="Avenir Next"/>
+                <w:color w:val="1A1A1A"/>
                 <w:sz w:val="20"/>
                 <w:szCs w:val="20"/>
               </w:rPr>
-              <w:t xml:space="preserve">7.</w:t>
-            </w:r>
-            <w:r>
-              <w:rPr>
-                <w:rFonts w:ascii="Avenir Next" w:hAnsi="Avenir Next" w:cs="Avenir Next" w:eastAsia="Avenir Next"/>
-                <w:color w:val="1A1A1A"/>
-                <w:sz w:val="20"/>
-                <w:szCs w:val="20"/>
-              </w:rPr>
               <w:tab/>
             </w:r>
             <w:r>
@@ -2327,7 +2331,7 @@
                 <w:rFonts w:ascii="Avenir Next" w:hAnsi="Avenir Next" w:cs="Avenir Next" w:eastAsia="Avenir Next"/>
                 <w:b/>
                 <w:color w:val="1A1A1A"/>
-                <w:sz w:val="20"/>
+                <w:sz w:val="22"/>
                 <w:szCs w:val="20"/>
               </w:rPr>
               <w:t xml:space="preserve">Windmill and Well.  </w:t>
@@ -2336,7 +2340,7 @@
               <w:rPr>
                 <w:rFonts w:ascii="Avenir Next" w:hAnsi="Avenir Next" w:cs="Avenir Next" w:eastAsia="Avenir Next"/>
                 <w:color w:val="1A1A1A"/>
-                <w:sz w:val="20"/>
+                <w:sz w:val="22"/>
                 <w:szCs w:val="20"/>
               </w:rPr>
               <w:t xml:space="preserve">A windmill blade tops out 31 feet above the ground. A well bottom sits at the opposite elevation.</w:t>
@@ -2356,10 +2360,28 @@
                 <w:rFonts w:ascii="Avenir Next" w:hAnsi="Avenir Next" w:cs="Avenir Next" w:eastAsia="Avenir Next"/>
                 <w:b/>
                 <w:color w:val="003A70"/>
+                <w:sz w:val="22"/>
+                <w:szCs w:val="20"/>
+              </w:rPr>
+              <w:t xml:space="preserve">a.</w:t>
+            </w:r>
+            <w:r>
+              <w:rPr>
+                <w:rFonts w:ascii="Avenir Next" w:hAnsi="Avenir Next" w:cs="Avenir Next" w:eastAsia="Avenir Next"/>
+                <w:color w:val="1A1A1A"/>
                 <w:sz w:val="20"/>
                 <w:szCs w:val="20"/>
               </w:rPr>
-              <w:t xml:space="preserve">a.</w:t>
+              <w:tab/>
+            </w:r>
+            <w:r>
+              <w:rPr>
+                <w:rFonts w:ascii="Avenir Next" w:hAnsi="Avenir Next" w:cs="Avenir Next" w:eastAsia="Avenir Next"/>
+                <w:color w:val="1A1A1A"/>
+                <w:sz w:val="22"/>
+                <w:szCs w:val="20"/>
+              </w:rPr>
+              <w:t xml:space="preserve">Integer for the well bottom:</w:t>
             </w:r>
             <w:r>
               <w:rPr>
@@ -2368,7 +2390,7 @@
                 <w:sz w:val="20"/>
                 <w:szCs w:val="20"/>
               </w:rPr>
-              <w:tab/>
+              <w:t xml:space="preserve">  </w:t>
             </w:r>
             <w:r>
               <w:rPr>
@@ -2376,24 +2398,6 @@
                 <w:color w:val="1A1A1A"/>
                 <w:sz w:val="20"/>
                 <w:szCs w:val="20"/>
-              </w:rPr>
-              <w:t xml:space="preserve">Integer for the well bottom:</w:t>
-            </w:r>
-            <w:r>
-              <w:rPr>
-                <w:rFonts w:ascii="Avenir Next" w:hAnsi="Avenir Next" w:cs="Avenir Next" w:eastAsia="Avenir Next"/>
-                <w:color w:val="1A1A1A"/>
-                <w:sz w:val="20"/>
-                <w:szCs w:val="20"/>
-              </w:rPr>
-              <w:t xml:space="preserve">  </w:t>
-            </w:r>
-            <w:r>
-              <w:rPr>
-                <w:rFonts w:ascii="Avenir Next" w:hAnsi="Avenir Next" w:cs="Avenir Next" w:eastAsia="Avenir Next"/>
-                <w:color w:val="1A1A1A"/>
-                <w:sz w:val="20"/>
-                <w:szCs w:val="20"/>
                 <w:u w:val="single"/>
               </w:rPr>
               <w:t xml:space="preserve">                </w:t>
@@ -2402,7 +2406,7 @@
               <w:rPr>
                 <w:rFonts w:ascii="Avenir Next" w:hAnsi="Avenir Next" w:cs="Avenir Next" w:eastAsia="Avenir Next"/>
                 <w:color w:val="1A1A1A"/>
-                <w:sz w:val="20"/>
+                <w:sz w:val="22"/>
                 <w:szCs w:val="20"/>
               </w:rPr>
               <w:t xml:space="preserve"> ft</w:t>
@@ -2422,25 +2426,25 @@
                 <w:rFonts w:ascii="Avenir Next" w:hAnsi="Avenir Next" w:cs="Avenir Next" w:eastAsia="Avenir Next"/>
                 <w:b/>
                 <w:color w:val="003A70"/>
+                <w:sz w:val="22"/>
+                <w:szCs w:val="20"/>
+              </w:rPr>
+              <w:t xml:space="preserve">b.</w:t>
+            </w:r>
+            <w:r>
+              <w:rPr>
+                <w:rFonts w:ascii="Avenir Next" w:hAnsi="Avenir Next" w:cs="Avenir Next" w:eastAsia="Avenir Next"/>
+                <w:color w:val="1A1A1A"/>
                 <w:sz w:val="20"/>
                 <w:szCs w:val="20"/>
               </w:rPr>
-              <w:t xml:space="preserve">b.</w:t>
-            </w:r>
-            <w:r>
-              <w:rPr>
-                <w:rFonts w:ascii="Avenir Next" w:hAnsi="Avenir Next" w:cs="Avenir Next" w:eastAsia="Avenir Next"/>
-                <w:color w:val="1A1A1A"/>
-                <w:sz w:val="20"/>
-                <w:szCs w:val="20"/>
-              </w:rPr>
               <w:tab/>
             </w:r>
             <w:r>
               <w:rPr>
                 <w:rFonts w:ascii="Avenir Next" w:hAnsi="Avenir Next" w:cs="Avenir Next" w:eastAsia="Avenir Next"/>
                 <w:color w:val="1A1A1A"/>
-                <w:sz w:val="20"/>
+                <w:sz w:val="22"/>
                 <w:szCs w:val="20"/>
               </w:rPr>
               <w:t xml:space="preserve">What does 0 represent here?</w:t>
@@ -2470,12 +2474,12 @@
     </w:tbl>
     <w:p>
       <w:pPr>
-        <w:spacing w:before="0" w:after="0" w:line="20" w:lineRule="exact"/>
+        <w:spacing w:before="0" w:after="0" w:line="50" w:lineRule="exact"/>
       </w:pPr>
     </w:p>
     <w:p>
       <w:pPr>
-        <w:spacing w:before="0" w:after="0" w:line="20" w:lineRule="exact"/>
+        <w:spacing w:before="0" w:after="0" w:line="50" w:lineRule="exact"/>
       </w:pPr>
     </w:p>
     <w:tbl>
@@ -2525,18 +2529,18 @@
                 <w:rFonts w:ascii="Avenir Next" w:hAnsi="Avenir Next" w:cs="Avenir Next" w:eastAsia="Avenir Next"/>
                 <w:b/>
                 <w:color w:val="1A1A1A"/>
+                <w:sz w:val="22"/>
+                <w:szCs w:val="20"/>
+              </w:rPr>
+              <w:t xml:space="preserve">8.</w:t>
+            </w:r>
+            <w:r>
+              <w:rPr>
+                <w:rFonts w:ascii="Avenir Next" w:hAnsi="Avenir Next" w:cs="Avenir Next" w:eastAsia="Avenir Next"/>
+                <w:color w:val="1A1A1A"/>
                 <w:sz w:val="20"/>
                 <w:szCs w:val="20"/>
               </w:rPr>
-              <w:t xml:space="preserve">8.</w:t>
-            </w:r>
-            <w:r>
-              <w:rPr>
-                <w:rFonts w:ascii="Avenir Next" w:hAnsi="Avenir Next" w:cs="Avenir Next" w:eastAsia="Avenir Next"/>
-                <w:color w:val="1A1A1A"/>
-                <w:sz w:val="20"/>
-                <w:szCs w:val="20"/>
-              </w:rPr>
               <w:tab/>
             </w:r>
             <w:r>
@@ -2544,7 +2548,7 @@
                 <w:rFonts w:ascii="Avenir Next" w:hAnsi="Avenir Next" w:cs="Avenir Next" w:eastAsia="Avenir Next"/>
                 <w:b/>
                 <w:color w:val="1A1A1A"/>
-                <w:sz w:val="20"/>
+                <w:sz w:val="22"/>
                 <w:szCs w:val="20"/>
               </w:rPr>
               <w:t xml:space="preserve">Elevator Trip.  </w:t>
@@ -2553,7 +2557,7 @@
               <w:rPr>
                 <w:rFonts w:ascii="Avenir Next" w:hAnsi="Avenir Next" w:cs="Avenir Next" w:eastAsia="Avenir Next"/>
                 <w:color w:val="1A1A1A"/>
-                <w:sz w:val="20"/>
+                <w:sz w:val="22"/>
                 <w:szCs w:val="20"/>
               </w:rPr>
               <w:t xml:space="preserve">An elevator starts at the lobby, marked 0. It goes down 3 floors, then up 7 floors.</w:t>
@@ -2573,25 +2577,25 @@
                 <w:rFonts w:ascii="Avenir Next" w:hAnsi="Avenir Next" w:cs="Avenir Next" w:eastAsia="Avenir Next"/>
                 <w:b/>
                 <w:color w:val="003A70"/>
+                <w:sz w:val="22"/>
+                <w:szCs w:val="20"/>
+              </w:rPr>
+              <w:t xml:space="preserve">a.</w:t>
+            </w:r>
+            <w:r>
+              <w:rPr>
+                <w:rFonts w:ascii="Avenir Next" w:hAnsi="Avenir Next" w:cs="Avenir Next" w:eastAsia="Avenir Next"/>
+                <w:color w:val="1A1A1A"/>
                 <w:sz w:val="20"/>
                 <w:szCs w:val="20"/>
               </w:rPr>
-              <w:t xml:space="preserve">a.</w:t>
-            </w:r>
-            <w:r>
-              <w:rPr>
-                <w:rFonts w:ascii="Avenir Next" w:hAnsi="Avenir Next" w:cs="Avenir Next" w:eastAsia="Avenir Next"/>
-                <w:color w:val="1A1A1A"/>
-                <w:sz w:val="20"/>
-                <w:szCs w:val="20"/>
-              </w:rPr>
               <w:tab/>
             </w:r>
             <w:r>
               <w:rPr>
                 <w:rFonts w:ascii="Avenir Next" w:hAnsi="Avenir Next" w:cs="Avenir Next" w:eastAsia="Avenir Next"/>
                 <w:color w:val="1A1A1A"/>
-                <w:sz w:val="20"/>
+                <w:sz w:val="22"/>
                 <w:szCs w:val="20"/>
               </w:rPr>
               <w:t xml:space="preserve">Write an integer for each move.</w:t>
@@ -2630,25 +2634,25 @@
                 <w:rFonts w:ascii="Avenir Next" w:hAnsi="Avenir Next" w:cs="Avenir Next" w:eastAsia="Avenir Next"/>
                 <w:b/>
                 <w:color w:val="003A70"/>
+                <w:sz w:val="22"/>
+                <w:szCs w:val="20"/>
+              </w:rPr>
+              <w:t xml:space="preserve">b.</w:t>
+            </w:r>
+            <w:r>
+              <w:rPr>
+                <w:rFonts w:ascii="Avenir Next" w:hAnsi="Avenir Next" w:cs="Avenir Next" w:eastAsia="Avenir Next"/>
+                <w:color w:val="1A1A1A"/>
                 <w:sz w:val="20"/>
                 <w:szCs w:val="20"/>
               </w:rPr>
-              <w:t xml:space="preserve">b.</w:t>
-            </w:r>
-            <w:r>
-              <w:rPr>
-                <w:rFonts w:ascii="Avenir Next" w:hAnsi="Avenir Next" w:cs="Avenir Next" w:eastAsia="Avenir Next"/>
-                <w:color w:val="1A1A1A"/>
-                <w:sz w:val="20"/>
-                <w:szCs w:val="20"/>
-              </w:rPr>
               <w:tab/>
             </w:r>
             <w:r>
               <w:rPr>
                 <w:rFonts w:ascii="Avenir Next" w:hAnsi="Avenir Next" w:cs="Avenir Next" w:eastAsia="Avenir Next"/>
                 <w:color w:val="1A1A1A"/>
-                <w:sz w:val="20"/>
+                <w:sz w:val="22"/>
                 <w:szCs w:val="20"/>
               </w:rPr>
               <w:t xml:space="preserve">Integer for the floor where it ends:</w:t>
@@ -2687,10 +2691,28 @@
                 <w:rFonts w:ascii="Avenir Next" w:hAnsi="Avenir Next" w:cs="Avenir Next" w:eastAsia="Avenir Next"/>
                 <w:b/>
                 <w:color w:val="003A70"/>
+                <w:sz w:val="22"/>
+                <w:szCs w:val="20"/>
+              </w:rPr>
+              <w:t xml:space="preserve">c.</w:t>
+            </w:r>
+            <w:r>
+              <w:rPr>
+                <w:rFonts w:ascii="Avenir Next" w:hAnsi="Avenir Next" w:cs="Avenir Next" w:eastAsia="Avenir Next"/>
+                <w:color w:val="1A1A1A"/>
                 <w:sz w:val="20"/>
                 <w:szCs w:val="20"/>
               </w:rPr>
-              <w:t xml:space="preserve">c.</w:t>
+              <w:tab/>
+            </w:r>
+            <w:r>
+              <w:rPr>
+                <w:rFonts w:ascii="Avenir Next" w:hAnsi="Avenir Next" w:cs="Avenir Next" w:eastAsia="Avenir Next"/>
+                <w:color w:val="1A1A1A"/>
+                <w:sz w:val="22"/>
+                <w:szCs w:val="20"/>
+              </w:rPr>
+              <w:t xml:space="preserve">What would the opposite of that floor mean?</w:t>
             </w:r>
             <w:r>
               <w:rPr>
@@ -2699,7 +2721,7 @@
                 <w:sz w:val="20"/>
                 <w:szCs w:val="20"/>
               </w:rPr>
-              <w:tab/>
+              <w:t xml:space="preserve">  </w:t>
             </w:r>
             <w:r>
               <w:rPr>
@@ -2707,24 +2729,6 @@
                 <w:color w:val="1A1A1A"/>
                 <w:sz w:val="20"/>
                 <w:szCs w:val="20"/>
-              </w:rPr>
-              <w:t xml:space="preserve">What would the opposite of that floor mean?</w:t>
-            </w:r>
-            <w:r>
-              <w:rPr>
-                <w:rFonts w:ascii="Avenir Next" w:hAnsi="Avenir Next" w:cs="Avenir Next" w:eastAsia="Avenir Next"/>
-                <w:color w:val="1A1A1A"/>
-                <w:sz w:val="20"/>
-                <w:szCs w:val="20"/>
-              </w:rPr>
-              <w:t xml:space="preserve">  </w:t>
-            </w:r>
-            <w:r>
-              <w:rPr>
-                <w:rFonts w:ascii="Avenir Next" w:hAnsi="Avenir Next" w:cs="Avenir Next" w:eastAsia="Avenir Next"/>
-                <w:color w:val="1A1A1A"/>
-                <w:sz w:val="20"/>
-                <w:szCs w:val="20"/>
                 <w:u w:val="single"/>
               </w:rPr>
               <w:t xml:space="preserve">                      </w:t>
@@ -2732,7 +2736,7 @@
           </w:p>
           <w:p>
             <w:pPr>
-              <w:spacing w:before="0" w:after="0" w:line="60" w:lineRule="auto"/>
+              <w:spacing w:before="0" w:after="0" w:line="50" w:lineRule="exact"/>
             </w:pPr>
           </w:p>
           <w:tbl>
@@ -2790,7 +2794,7 @@
           </w:tbl>
           <w:p>
             <w:pPr>
-              <w:spacing w:before="0" w:after="0" w:line="24" w:lineRule="auto"/>
+              <w:spacing w:before="0" w:after="0" w:line="50" w:lineRule="exact"/>
             </w:pPr>
           </w:p>
         </w:tc>
@@ -2798,11 +2802,12 @@
     </w:tbl>
     <w:p>
       <w:pPr>
-        <w:spacing w:before="0" w:after="0" w:line="20" w:lineRule="exact"/>
+        <w:spacing w:before="0" w:after="0" w:line="50" w:lineRule="exact"/>
       </w:pPr>
     </w:p>
     <w:p>
       <w:pPr>
+        <w:pStyle w:val="Heading2"/>
         <w:keepNext/>
         <w:pBdr>
           <w:bottom w:val="single" w:sz="8" w:space="3" w:color="003A70"/>
@@ -2818,7 +2823,7 @@
           <w:b/>
           <w:color w:val="003A70"/>
           <w:spacing w:val="14"/>
-          <w:sz w:val="19"/>
+          <w:sz w:val="22"/>
           <w:szCs w:val="19"/>
         </w:rPr>
         <w:t xml:space="preserve">FIND THE ERROR</w:t>
@@ -2837,7 +2842,7 @@
           <w:rFonts w:ascii="Avenir Next" w:hAnsi="Avenir Next" w:cs="Avenir Next" w:eastAsia="Avenir Next"/>
           <w:i/>
           <w:color w:val="5A5F66"/>
-          <w:sz w:val="17"/>
+          <w:sz w:val="22"/>
           <w:szCs w:val="17"/>
         </w:rPr>
         <w:t xml:space="preserve">explain the mistake, then fix it</w:t>
@@ -2845,7 +2850,7 @@
     </w:p>
     <w:p>
       <w:pPr>
-        <w:spacing w:before="0" w:after="0" w:line="20" w:lineRule="exact"/>
+        <w:spacing w:before="0" w:after="0" w:line="50" w:lineRule="exact"/>
       </w:pPr>
     </w:p>
     <w:tbl>
@@ -2895,18 +2900,18 @@
                 <w:rFonts w:ascii="Avenir Next" w:hAnsi="Avenir Next" w:cs="Avenir Next" w:eastAsia="Avenir Next"/>
                 <w:b/>
                 <w:color w:val="1A1A1A"/>
+                <w:sz w:val="22"/>
+                <w:szCs w:val="20"/>
+              </w:rPr>
+              <w:t xml:space="preserve">9.</w:t>
+            </w:r>
+            <w:r>
+              <w:rPr>
+                <w:rFonts w:ascii="Avenir Next" w:hAnsi="Avenir Next" w:cs="Avenir Next" w:eastAsia="Avenir Next"/>
+                <w:color w:val="1A1A1A"/>
                 <w:sz w:val="20"/>
                 <w:szCs w:val="20"/>
               </w:rPr>
-              <w:t xml:space="preserve">9.</w:t>
-            </w:r>
-            <w:r>
-              <w:rPr>
-                <w:rFonts w:ascii="Avenir Next" w:hAnsi="Avenir Next" w:cs="Avenir Next" w:eastAsia="Avenir Next"/>
-                <w:color w:val="1A1A1A"/>
-                <w:sz w:val="20"/>
-                <w:szCs w:val="20"/>
-              </w:rPr>
               <w:tab/>
             </w:r>
             <w:r>
@@ -2914,7 +2919,7 @@
                 <w:rFonts w:ascii="Avenir Next" w:hAnsi="Avenir Next" w:cs="Avenir Next" w:eastAsia="Avenir Next"/>
                 <w:b/>
                 <w:color w:val="1A1A1A"/>
-                <w:sz w:val="20"/>
+                <w:sz w:val="22"/>
                 <w:szCs w:val="20"/>
               </w:rPr>
               <w:t xml:space="preserve">Tessa’s Work.  </w:t>
@@ -2923,7 +2928,7 @@
               <w:rPr>
                 <w:rFonts w:ascii="Avenir Next" w:hAnsi="Avenir Next" w:cs="Avenir Next" w:eastAsia="Avenir Next"/>
                 <w:color w:val="1A1A1A"/>
-                <w:sz w:val="20"/>
+                <w:sz w:val="22"/>
                 <w:szCs w:val="20"/>
               </w:rPr>
               <w:t xml:space="preserve">A canyon floor sits 24 meters below sea level. Tessa wrote the elevation as 24 and said its opposite is also 24. Explain her two mistakes. Then give the correct elevation and its opposite.</w:t>
@@ -2969,7 +2974,7 @@
                 </w:tcPr>
                 <w:p>
                   <w:pPr>
-                    <w:spacing w:before="0" w:after="0" w:line="240" w:lineRule="auto"/>
+                    <w:spacing w:before="0" w:after="0" w:line="50" w:lineRule="exact"/>
                   </w:pPr>
                 </w:p>
               </w:tc>
@@ -2989,7 +2994,7 @@
                 </w:tcPr>
                 <w:p>
                   <w:pPr>
-                    <w:spacing w:before="0" w:after="0" w:line="240" w:lineRule="auto"/>
+                    <w:spacing w:before="0" w:after="0" w:line="50" w:lineRule="exact"/>
                   </w:pPr>
                 </w:p>
               </w:tc>
@@ -2997,7 +3002,7 @@
           </w:tbl>
           <w:p>
             <w:pPr>
-              <w:spacing w:before="0" w:after="0" w:line="24" w:lineRule="auto"/>
+              <w:spacing w:before="0" w:after="0" w:line="50" w:lineRule="exact"/>
             </w:pPr>
           </w:p>
         </w:tc>
@@ -3005,11 +3010,12 @@
     </w:tbl>
     <w:p>
       <w:pPr>
-        <w:spacing w:before="0" w:after="0" w:line="20" w:lineRule="exact"/>
+        <w:spacing w:before="0" w:after="0" w:line="50" w:lineRule="exact"/>
       </w:pPr>
     </w:p>
     <w:p>
       <w:pPr>
+        <w:pStyle w:val="Heading2"/>
         <w:keepNext/>
         <w:pBdr>
           <w:bottom w:val="single" w:sz="8" w:space="3" w:color="003A70"/>
@@ -3025,7 +3031,7 @@
           <w:b/>
           <w:color w:val="003A70"/>
           <w:spacing w:val="14"/>
-          <w:sz w:val="19"/>
+          <w:sz w:val="22"/>
           <w:szCs w:val="19"/>
         </w:rPr>
         <w:t xml:space="preserve">TEST PRACTICE</w:t>
@@ -3044,7 +3050,7 @@
           <w:rFonts w:ascii="Avenir Next" w:hAnsi="Avenir Next" w:cs="Avenir Next" w:eastAsia="Avenir Next"/>
           <w:i/>
           <w:color w:val="5A5F66"/>
-          <w:sz w:val="17"/>
+          <w:sz w:val="22"/>
           <w:szCs w:val="17"/>
         </w:rPr>
         <w:t xml:space="preserve">choose the best answer</w:t>
@@ -3052,7 +3058,7 @@
     </w:p>
     <w:p>
       <w:pPr>
-        <w:spacing w:before="0" w:after="0" w:line="20" w:lineRule="exact"/>
+        <w:spacing w:before="0" w:after="0" w:line="50" w:lineRule="exact"/>
       </w:pPr>
     </w:p>
     <w:tbl>
@@ -3102,25 +3108,25 @@
                 <w:rFonts w:ascii="Avenir Next" w:hAnsi="Avenir Next" w:cs="Avenir Next" w:eastAsia="Avenir Next"/>
                 <w:b/>
                 <w:color w:val="1A1A1A"/>
+                <w:sz w:val="22"/>
+                <w:szCs w:val="20"/>
+              </w:rPr>
+              <w:t xml:space="preserve">10.</w:t>
+            </w:r>
+            <w:r>
+              <w:rPr>
+                <w:rFonts w:ascii="Avenir Next" w:hAnsi="Avenir Next" w:cs="Avenir Next" w:eastAsia="Avenir Next"/>
+                <w:color w:val="1A1A1A"/>
                 <w:sz w:val="20"/>
                 <w:szCs w:val="20"/>
               </w:rPr>
-              <w:t xml:space="preserve">10.</w:t>
-            </w:r>
-            <w:r>
-              <w:rPr>
-                <w:rFonts w:ascii="Avenir Next" w:hAnsi="Avenir Next" w:cs="Avenir Next" w:eastAsia="Avenir Next"/>
-                <w:color w:val="1A1A1A"/>
-                <w:sz w:val="20"/>
-                <w:szCs w:val="20"/>
-              </w:rPr>
               <w:tab/>
             </w:r>
             <w:r>
               <w:rPr>
                 <w:rFonts w:ascii="Avenir Next" w:hAnsi="Avenir Next" w:cs="Avenir Next" w:eastAsia="Avenir Next"/>
                 <w:color w:val="1A1A1A"/>
-                <w:sz w:val="20"/>
+                <w:sz w:val="22"/>
                 <w:szCs w:val="20"/>
               </w:rPr>
               <w:t xml:space="preserve">A debt of 30 dollars is written as —</w:t>
@@ -3176,7 +3182,7 @@
                       <w:rFonts w:ascii="Avenir Next" w:hAnsi="Avenir Next" w:cs="Avenir Next" w:eastAsia="Avenir Next"/>
                       <w:b/>
                       <w:color w:val="003A70"/>
-                      <w:sz w:val="19"/>
+                      <w:sz w:val="22"/>
                       <w:szCs w:val="19"/>
                     </w:rPr>
                     <w:t xml:space="preserve">A</w:t>
@@ -3194,7 +3200,7 @@
                     <w:rPr>
                       <w:rFonts w:ascii="Avenir Next" w:hAnsi="Avenir Next" w:cs="Avenir Next" w:eastAsia="Avenir Next"/>
                       <w:color w:val="1A1A1A"/>
-                      <w:sz w:val="19"/>
+                      <w:sz w:val="22"/>
                       <w:szCs w:val="19"/>
                     </w:rPr>
                     <w:t xml:space="preserve">30</w:t>
@@ -3219,7 +3225,7 @@
                       <w:rFonts w:ascii="Avenir Next" w:hAnsi="Avenir Next" w:cs="Avenir Next" w:eastAsia="Avenir Next"/>
                       <w:b/>
                       <w:color w:val="003A70"/>
-                      <w:sz w:val="19"/>
+                      <w:sz w:val="22"/>
                       <w:szCs w:val="19"/>
                     </w:rPr>
                     <w:t xml:space="preserve">B</w:t>
@@ -3237,7 +3243,7 @@
                     <w:rPr>
                       <w:rFonts w:ascii="Avenir Next" w:hAnsi="Avenir Next" w:cs="Avenir Next" w:eastAsia="Avenir Next"/>
                       <w:color w:val="1A1A1A"/>
-                      <w:sz w:val="19"/>
+                      <w:sz w:val="22"/>
                       <w:szCs w:val="19"/>
                     </w:rPr>
                     <w:t xml:space="preserve">−30</w:t>
@@ -3262,7 +3268,7 @@
                       <w:rFonts w:ascii="Avenir Next" w:hAnsi="Avenir Next" w:cs="Avenir Next" w:eastAsia="Avenir Next"/>
                       <w:b/>
                       <w:color w:val="003A70"/>
-                      <w:sz w:val="19"/>
+                      <w:sz w:val="22"/>
                       <w:szCs w:val="19"/>
                     </w:rPr>
                     <w:t xml:space="preserve">C</w:t>
@@ -3280,7 +3286,7 @@
                     <w:rPr>
                       <w:rFonts w:ascii="Avenir Next" w:hAnsi="Avenir Next" w:cs="Avenir Next" w:eastAsia="Avenir Next"/>
                       <w:color w:val="1A1A1A"/>
-                      <w:sz w:val="19"/>
+                      <w:sz w:val="22"/>
                       <w:szCs w:val="19"/>
                     </w:rPr>
                     <w:t xml:space="preserve">0</w:t>
@@ -3305,7 +3311,7 @@
                       <w:rFonts w:ascii="Avenir Next" w:hAnsi="Avenir Next" w:cs="Avenir Next" w:eastAsia="Avenir Next"/>
                       <w:b/>
                       <w:color w:val="003A70"/>
-                      <w:sz w:val="19"/>
+                      <w:sz w:val="22"/>
                       <w:szCs w:val="19"/>
                     </w:rPr>
                     <w:t xml:space="preserve">D</w:t>
@@ -3323,7 +3329,7 @@
                     <w:rPr>
                       <w:rFonts w:ascii="Avenir Next" w:hAnsi="Avenir Next" w:cs="Avenir Next" w:eastAsia="Avenir Next"/>
                       <w:color w:val="1A1A1A"/>
-                      <w:sz w:val="19"/>
+                      <w:sz w:val="22"/>
                       <w:szCs w:val="19"/>
                     </w:rPr>
                     <w:t xml:space="preserve">−(−30)</w:t>
@@ -3334,7 +3340,7 @@
           </w:tbl>
           <w:p>
             <w:pPr>
-              <w:spacing w:before="0" w:after="0" w:line="24" w:lineRule="auto"/>
+              <w:spacing w:before="0" w:after="0" w:line="50" w:lineRule="exact"/>
             </w:pPr>
           </w:p>
         </w:tc>
@@ -3342,12 +3348,12 @@
     </w:tbl>
     <w:p>
       <w:pPr>
-        <w:spacing w:before="0" w:after="0" w:line="20" w:lineRule="exact"/>
+        <w:spacing w:before="0" w:after="0" w:line="50" w:lineRule="exact"/>
       </w:pPr>
     </w:p>
     <w:p>
       <w:pPr>
-        <w:spacing w:before="0" w:after="0" w:line="20" w:lineRule="exact"/>
+        <w:spacing w:before="0" w:after="0" w:line="50" w:lineRule="exact"/>
       </w:pPr>
     </w:p>
     <w:tbl>
@@ -3397,25 +3403,25 @@
                 <w:rFonts w:ascii="Avenir Next" w:hAnsi="Avenir Next" w:cs="Avenir Next" w:eastAsia="Avenir Next"/>
                 <w:b/>
                 <w:color w:val="1A1A1A"/>
+                <w:sz w:val="22"/>
+                <w:szCs w:val="20"/>
+              </w:rPr>
+              <w:t xml:space="preserve">11.</w:t>
+            </w:r>
+            <w:r>
+              <w:rPr>
+                <w:rFonts w:ascii="Avenir Next" w:hAnsi="Avenir Next" w:cs="Avenir Next" w:eastAsia="Avenir Next"/>
+                <w:color w:val="1A1A1A"/>
                 <w:sz w:val="20"/>
                 <w:szCs w:val="20"/>
               </w:rPr>
-              <w:t xml:space="preserve">11.</w:t>
-            </w:r>
-            <w:r>
-              <w:rPr>
-                <w:rFonts w:ascii="Avenir Next" w:hAnsi="Avenir Next" w:cs="Avenir Next" w:eastAsia="Avenir Next"/>
-                <w:color w:val="1A1A1A"/>
-                <w:sz w:val="20"/>
-                <w:szCs w:val="20"/>
-              </w:rPr>
               <w:tab/>
             </w:r>
             <w:r>
               <w:rPr>
                 <w:rFonts w:ascii="Avenir Next" w:hAnsi="Avenir Next" w:cs="Avenir Next" w:eastAsia="Avenir Next"/>
                 <w:color w:val="1A1A1A"/>
-                <w:sz w:val="20"/>
+                <w:sz w:val="22"/>
                 <w:szCs w:val="20"/>
               </w:rPr>
               <w:t xml:space="preserve">The opposite of 0 is —</w:t>
@@ -3471,7 +3477,7 @@
                       <w:rFonts w:ascii="Avenir Next" w:hAnsi="Avenir Next" w:cs="Avenir Next" w:eastAsia="Avenir Next"/>
                       <w:b/>
                       <w:color w:val="003A70"/>
-                      <w:sz w:val="19"/>
+                      <w:sz w:val="22"/>
                       <w:szCs w:val="19"/>
                     </w:rPr>
                     <w:t xml:space="preserve">A</w:t>
@@ -3489,7 +3495,7 @@
                     <w:rPr>
                       <w:rFonts w:ascii="Avenir Next" w:hAnsi="Avenir Next" w:cs="Avenir Next" w:eastAsia="Avenir Next"/>
                       <w:color w:val="1A1A1A"/>
-                      <w:sz w:val="19"/>
+                      <w:sz w:val="22"/>
                       <w:szCs w:val="19"/>
                     </w:rPr>
                     <w:t xml:space="preserve">1</w:t>
@@ -3514,7 +3520,7 @@
                       <w:rFonts w:ascii="Avenir Next" w:hAnsi="Avenir Next" w:cs="Avenir Next" w:eastAsia="Avenir Next"/>
                       <w:b/>
                       <w:color w:val="003A70"/>
-                      <w:sz w:val="19"/>
+                      <w:sz w:val="22"/>
                       <w:szCs w:val="19"/>
                     </w:rPr>
                     <w:t xml:space="preserve">B</w:t>
@@ -3532,7 +3538,7 @@
                     <w:rPr>
                       <w:rFonts w:ascii="Avenir Next" w:hAnsi="Avenir Next" w:cs="Avenir Next" w:eastAsia="Avenir Next"/>
                       <w:color w:val="1A1A1A"/>
-                      <w:sz w:val="19"/>
+                      <w:sz w:val="22"/>
                       <w:szCs w:val="19"/>
                     </w:rPr>
                     <w:t xml:space="preserve">−1</w:t>
@@ -3557,7 +3563,7 @@
                       <w:rFonts w:ascii="Avenir Next" w:hAnsi="Avenir Next" w:cs="Avenir Next" w:eastAsia="Avenir Next"/>
                       <w:b/>
                       <w:color w:val="003A70"/>
-                      <w:sz w:val="19"/>
+                      <w:sz w:val="22"/>
                       <w:szCs w:val="19"/>
                     </w:rPr>
                     <w:t xml:space="preserve">C</w:t>
@@ -3575,7 +3581,7 @@
                     <w:rPr>
                       <w:rFonts w:ascii="Avenir Next" w:hAnsi="Avenir Next" w:cs="Avenir Next" w:eastAsia="Avenir Next"/>
                       <w:color w:val="1A1A1A"/>
-                      <w:sz w:val="19"/>
+                      <w:sz w:val="22"/>
                       <w:szCs w:val="19"/>
                     </w:rPr>
                     <w:t xml:space="preserve">0</w:t>
@@ -3600,7 +3606,7 @@
                       <w:rFonts w:ascii="Avenir Next" w:hAnsi="Avenir Next" w:cs="Avenir Next" w:eastAsia="Avenir Next"/>
                       <w:b/>
                       <w:color w:val="003A70"/>
-                      <w:sz w:val="19"/>
+                      <w:sz w:val="22"/>
                       <w:szCs w:val="19"/>
                     </w:rPr>
                     <w:t xml:space="preserve">D</w:t>
@@ -3618,7 +3624,7 @@
                     <w:rPr>
                       <w:rFonts w:ascii="Avenir Next" w:hAnsi="Avenir Next" w:cs="Avenir Next" w:eastAsia="Avenir Next"/>
                       <w:color w:val="1A1A1A"/>
-                      <w:sz w:val="19"/>
+                      <w:sz w:val="22"/>
                       <w:szCs w:val="19"/>
                     </w:rPr>
                     <w:t xml:space="preserve">There is none.</w:t>
@@ -3629,7 +3635,7 @@
           </w:tbl>
           <w:p>
             <w:pPr>
-              <w:spacing w:before="0" w:after="0" w:line="24" w:lineRule="auto"/>
+              <w:spacing w:before="0" w:after="0" w:line="50" w:lineRule="exact"/>
             </w:pPr>
           </w:p>
         </w:tc>
@@ -3637,11 +3643,12 @@
     </w:tbl>
     <w:p>
       <w:pPr>
-        <w:spacing w:before="0" w:after="0" w:line="20" w:lineRule="exact"/>
+        <w:spacing w:before="0" w:after="0" w:line="50" w:lineRule="exact"/>
       </w:pPr>
     </w:p>
     <w:p>
       <w:pPr>
+        <w:pStyle w:val="Heading2"/>
         <w:keepNext/>
         <w:pBdr>
           <w:bottom w:val="single" w:sz="8" w:space="3" w:color="003A70"/>
@@ -3657,7 +3664,7 @@
           <w:b/>
           <w:color w:val="003A70"/>
           <w:spacing w:val="14"/>
-          <w:sz w:val="19"/>
+          <w:sz w:val="22"/>
           <w:szCs w:val="19"/>
         </w:rPr>
         <w:t xml:space="preserve">SELF-CHECK CODE</w:t>
@@ -3676,7 +3683,7 @@
           <w:rFonts w:ascii="Avenir Next" w:hAnsi="Avenir Next" w:cs="Avenir Next" w:eastAsia="Avenir Next"/>
           <w:i/>
           <w:color w:val="5A5F66"/>
-          <w:sz w:val="17"/>
+          <w:sz w:val="22"/>
           <w:szCs w:val="17"/>
         </w:rPr>
         <w:t xml:space="preserve">find your answer · copy its letter into that problem’s box · spell a math word</w:t>
@@ -3735,7 +3742,7 @@
                 <w:rFonts w:ascii="Avenir Next" w:hAnsi="Avenir Next" w:cs="Avenir Next" w:eastAsia="Avenir Next"/>
                 <w:b/>
                 <w:color w:val="1A1A1A"/>
-                <w:sz w:val="18"/>
+                <w:sz w:val="22"/>
                 <w:szCs w:val="18"/>
               </w:rPr>
               <w:t xml:space="preserve">10</w:t>
@@ -3751,7 +3758,7 @@
                 <w:rFonts w:ascii="Avenir Next" w:hAnsi="Avenir Next" w:cs="Avenir Next" w:eastAsia="Avenir Next"/>
                 <w:b/>
                 <w:color w:val="003A70"/>
-                <w:sz w:val="18"/>
+                <w:sz w:val="22"/>
                 <w:szCs w:val="18"/>
               </w:rPr>
               <w:t xml:space="preserve">X</w:t>
@@ -3774,7 +3781,7 @@
                 <w:rFonts w:ascii="Avenir Next" w:hAnsi="Avenir Next" w:cs="Avenir Next" w:eastAsia="Avenir Next"/>
                 <w:b/>
                 <w:color w:val="1A1A1A"/>
-                <w:sz w:val="18"/>
+                <w:sz w:val="22"/>
                 <w:szCs w:val="18"/>
               </w:rPr>
               <w:t xml:space="preserve">19</w:t>
@@ -3790,7 +3797,7 @@
                 <w:rFonts w:ascii="Avenir Next" w:hAnsi="Avenir Next" w:cs="Avenir Next" w:eastAsia="Avenir Next"/>
                 <w:b/>
                 <w:color w:val="003A70"/>
-                <w:sz w:val="18"/>
+                <w:sz w:val="22"/>
                 <w:szCs w:val="18"/>
               </w:rPr>
               <w:t xml:space="preserve">T</w:t>
@@ -3813,7 +3820,7 @@
                 <w:rFonts w:ascii="Avenir Next" w:hAnsi="Avenir Next" w:cs="Avenir Next" w:eastAsia="Avenir Next"/>
                 <w:b/>
                 <w:color w:val="1A1A1A"/>
-                <w:sz w:val="18"/>
+                <w:sz w:val="22"/>
                 <w:szCs w:val="18"/>
               </w:rPr>
               <w:t xml:space="preserve">−8</w:t>
@@ -3829,7 +3836,7 @@
                 <w:rFonts w:ascii="Avenir Next" w:hAnsi="Avenir Next" w:cs="Avenir Next" w:eastAsia="Avenir Next"/>
                 <w:b/>
                 <w:color w:val="003A70"/>
-                <w:sz w:val="18"/>
+                <w:sz w:val="22"/>
                 <w:szCs w:val="18"/>
               </w:rPr>
               <w:t xml:space="preserve">N</w:t>
@@ -3852,7 +3859,7 @@
                 <w:rFonts w:ascii="Avenir Next" w:hAnsi="Avenir Next" w:cs="Avenir Next" w:eastAsia="Avenir Next"/>
                 <w:b/>
                 <w:color w:val="1A1A1A"/>
-                <w:sz w:val="18"/>
+                <w:sz w:val="22"/>
                 <w:szCs w:val="18"/>
               </w:rPr>
               <w:t xml:space="preserve">−31</w:t>
@@ -3868,7 +3875,7 @@
                 <w:rFonts w:ascii="Avenir Next" w:hAnsi="Avenir Next" w:cs="Avenir Next" w:eastAsia="Avenir Next"/>
                 <w:b/>
                 <w:color w:val="003A70"/>
-                <w:sz w:val="18"/>
+                <w:sz w:val="22"/>
                 <w:szCs w:val="18"/>
               </w:rPr>
               <w:t xml:space="preserve">E</w:t>
@@ -3891,7 +3898,7 @@
                 <w:rFonts w:ascii="Avenir Next" w:hAnsi="Avenir Next" w:cs="Avenir Next" w:eastAsia="Avenir Next"/>
                 <w:b/>
                 <w:color w:val="1A1A1A"/>
-                <w:sz w:val="18"/>
+                <w:sz w:val="22"/>
                 <w:szCs w:val="18"/>
               </w:rPr>
               <w:t xml:space="preserve">−18</w:t>
@@ -3907,7 +3914,7 @@
                 <w:rFonts w:ascii="Avenir Next" w:hAnsi="Avenir Next" w:cs="Avenir Next" w:eastAsia="Avenir Next"/>
                 <w:b/>
                 <w:color w:val="003A70"/>
-                <w:sz w:val="18"/>
+                <w:sz w:val="22"/>
                 <w:szCs w:val="18"/>
               </w:rPr>
               <w:t xml:space="preserve">Q</w:t>
@@ -3930,7 +3937,7 @@
                 <w:rFonts w:ascii="Avenir Next" w:hAnsi="Avenir Next" w:cs="Avenir Next" w:eastAsia="Avenir Next"/>
                 <w:b/>
                 <w:color w:val="1A1A1A"/>
-                <w:sz w:val="18"/>
+                <w:sz w:val="22"/>
                 <w:szCs w:val="18"/>
               </w:rPr>
               <w:t xml:space="preserve">4</w:t>
@@ -3946,7 +3953,7 @@
                 <w:rFonts w:ascii="Avenir Next" w:hAnsi="Avenir Next" w:cs="Avenir Next" w:eastAsia="Avenir Next"/>
                 <w:b/>
                 <w:color w:val="003A70"/>
-                <w:sz w:val="18"/>
+                <w:sz w:val="22"/>
                 <w:szCs w:val="18"/>
               </w:rPr>
               <w:t xml:space="preserve">R</w:t>
@@ -3969,7 +3976,7 @@
                 <w:rFonts w:ascii="Avenir Next" w:hAnsi="Avenir Next" w:cs="Avenir Next" w:eastAsia="Avenir Next"/>
                 <w:b/>
                 <w:color w:val="1A1A1A"/>
-                <w:sz w:val="18"/>
+                <w:sz w:val="22"/>
                 <w:szCs w:val="18"/>
               </w:rPr>
               <w:t xml:space="preserve">18</w:t>
@@ -3985,7 +3992,7 @@
                 <w:rFonts w:ascii="Avenir Next" w:hAnsi="Avenir Next" w:cs="Avenir Next" w:eastAsia="Avenir Next"/>
                 <w:b/>
                 <w:color w:val="003A70"/>
-                <w:sz w:val="18"/>
+                <w:sz w:val="22"/>
                 <w:szCs w:val="18"/>
               </w:rPr>
               <w:t xml:space="preserve">G</w:t>
@@ -4008,7 +4015,7 @@
                 <w:rFonts w:ascii="Avenir Next" w:hAnsi="Avenir Next" w:cs="Avenir Next" w:eastAsia="Avenir Next"/>
                 <w:b/>
                 <w:color w:val="1A1A1A"/>
-                <w:sz w:val="18"/>
+                <w:sz w:val="22"/>
                 <w:szCs w:val="18"/>
               </w:rPr>
               <w:t xml:space="preserve">−19</w:t>
@@ -4024,7 +4031,7 @@
                 <w:rFonts w:ascii="Avenir Next" w:hAnsi="Avenir Next" w:cs="Avenir Next" w:eastAsia="Avenir Next"/>
                 <w:b/>
                 <w:color w:val="003A70"/>
-                <w:sz w:val="18"/>
+                <w:sz w:val="22"/>
                 <w:szCs w:val="18"/>
               </w:rPr>
               <w:t xml:space="preserve">Z</w:t>
@@ -4047,7 +4054,7 @@
                 <w:rFonts w:ascii="Avenir Next" w:hAnsi="Avenir Next" w:cs="Avenir Next" w:eastAsia="Avenir Next"/>
                 <w:b/>
                 <w:color w:val="1A1A1A"/>
-                <w:sz w:val="18"/>
+                <w:sz w:val="22"/>
                 <w:szCs w:val="18"/>
               </w:rPr>
               <w:t xml:space="preserve">−12</w:t>
@@ -4063,7 +4070,7 @@
                 <w:rFonts w:ascii="Avenir Next" w:hAnsi="Avenir Next" w:cs="Avenir Next" w:eastAsia="Avenir Next"/>
                 <w:b/>
                 <w:color w:val="003A70"/>
-                <w:sz w:val="18"/>
+                <w:sz w:val="22"/>
                 <w:szCs w:val="18"/>
               </w:rPr>
               <w:t xml:space="preserve">E</w:t>
@@ -4086,7 +4093,7 @@
                 <w:rFonts w:ascii="Avenir Next" w:hAnsi="Avenir Next" w:cs="Avenir Next" w:eastAsia="Avenir Next"/>
                 <w:b/>
                 <w:color w:val="1A1A1A"/>
-                <w:sz w:val="18"/>
+                <w:sz w:val="22"/>
                 <w:szCs w:val="18"/>
               </w:rPr>
               <w:t xml:space="preserve">−25</w:t>
@@ -4102,7 +4109,7 @@
                 <w:rFonts w:ascii="Avenir Next" w:hAnsi="Avenir Next" w:cs="Avenir Next" w:eastAsia="Avenir Next"/>
                 <w:b/>
                 <w:color w:val="003A70"/>
-                <w:sz w:val="18"/>
+                <w:sz w:val="22"/>
                 <w:szCs w:val="18"/>
               </w:rPr>
               <w:t xml:space="preserve">I</w:t>
@@ -4113,7 +4120,7 @@
     </w:tbl>
     <w:p>
       <w:pPr>
-        <w:spacing w:before="0" w:after="0" w:line="60" w:lineRule="auto"/>
+        <w:spacing w:before="0" w:after="0" w:line="50" w:lineRule="exact"/>
       </w:pPr>
     </w:p>
     <w:tbl>
@@ -4302,7 +4309,7 @@
     </w:tbl>
     <w:p>
       <w:pPr>
-        <w:spacing w:before="0" w:after="0" w:line="40" w:lineRule="auto"/>
+        <w:spacing w:before="0" w:after="0" w:line="50" w:lineRule="exact"/>
       </w:pPr>
     </w:p>
     <w:tbl>
@@ -4344,6 +4351,7 @@
           </w:tcPr>
           <w:p>
             <w:pPr>
+              <w:pStyle w:val="Heading2"/>
               <w:spacing w:before="0" w:after="0" w:line="240" w:lineRule="auto"/>
             </w:pPr>
             <w:r>
@@ -4381,7 +4389,7 @@
               <w:rPr>
                 <w:rFonts w:ascii="Avenir Next" w:hAnsi="Avenir Next" w:cs="Avenir Next" w:eastAsia="Avenir Next"/>
                 <w:color w:val="1A1A1A"/>
-                <w:sz w:val="17"/>
+                <w:sz w:val="22"/>
                 <w:szCs w:val="17"/>
               </w:rPr>
               <w:t xml:space="preserve">  I can do this on my own</w:t>
@@ -4410,7 +4418,7 @@
               <w:rPr>
                 <w:rFonts w:ascii="Avenir Next" w:hAnsi="Avenir Next" w:cs="Avenir Next" w:eastAsia="Avenir Next"/>
                 <w:color w:val="1A1A1A"/>
-                <w:sz w:val="17"/>
+                <w:sz w:val="22"/>
                 <w:szCs w:val="17"/>
               </w:rPr>
               <w:t xml:space="preserve">  I need a little help</w:t>
@@ -4439,7 +4447,7 @@
               <w:rPr>
                 <w:rFonts w:ascii="Avenir Next" w:hAnsi="Avenir Next" w:cs="Avenir Next" w:eastAsia="Avenir Next"/>
                 <w:color w:val="1A1A1A"/>
-                <w:sz w:val="17"/>
+                <w:sz w:val="22"/>
                 <w:szCs w:val="17"/>
               </w:rPr>
               <w:t xml:space="preserve">  I have a question about #</w:t>
@@ -4460,7 +4468,7 @@
     </w:tbl>
     <w:p>
       <w:pPr>
-        <w:spacing w:before="0" w:after="0" w:line="20" w:lineRule="exact"/>
+        <w:spacing w:before="0" w:after="0" w:line="50" w:lineRule="exact"/>
       </w:pPr>
     </w:p>
     <w:sectPr>
@@ -4546,7 +4554,106 @@
               <w:sz w:val="15"/>
               <w:szCs w:val="15"/>
             </w:rPr>
-            <w:t xml:space="preserve">Lesson 7-1  ·  Session 1  ·  Practice Form A</w:t>
+            <w:t xml:space="preserve">7-1 · Page </w:t>
+          </w:r>
+          <w:r>
+            <w:rPr>
+              <w:rFonts w:ascii="Avenir Next" w:hAnsi="Avenir Next" w:cs="Avenir Next" w:eastAsia="Avenir Next"/>
+              <w:color w:val="5A5F66"/>
+              <w:sz w:val="15"/>
+              <w:szCs w:val="15"/>
+            </w:rPr>
+            <w:fldChar w:fldCharType="begin"/>
+          </w:r>
+          <w:r>
+            <w:rPr>
+              <w:rFonts w:ascii="Avenir Next" w:hAnsi="Avenir Next" w:cs="Avenir Next" w:eastAsia="Avenir Next"/>
+              <w:color w:val="5A5F66"/>
+              <w:sz w:val="15"/>
+              <w:szCs w:val="15"/>
+            </w:rPr>
+            <w:instrText xml:space="preserve"> PAGE </w:instrText>
+          </w:r>
+          <w:r>
+            <w:rPr>
+              <w:rFonts w:ascii="Avenir Next" w:hAnsi="Avenir Next" w:cs="Avenir Next" w:eastAsia="Avenir Next"/>
+              <w:color w:val="5A5F66"/>
+              <w:sz w:val="15"/>
+              <w:szCs w:val="15"/>
+            </w:rPr>
+            <w:fldChar w:fldCharType="separate"/>
+          </w:r>
+          <w:r>
+            <w:rPr>
+              <w:rFonts w:ascii="Avenir Next" w:hAnsi="Avenir Next" w:cs="Avenir Next" w:eastAsia="Avenir Next"/>
+              <w:color w:val="5A5F66"/>
+              <w:sz w:val="15"/>
+              <w:szCs w:val="15"/>
+            </w:rPr>
+            <w:t xml:space="preserve">1</w:t>
+          </w:r>
+          <w:r>
+            <w:rPr>
+              <w:rFonts w:ascii="Avenir Next" w:hAnsi="Avenir Next" w:cs="Avenir Next" w:eastAsia="Avenir Next"/>
+              <w:color w:val="5A5F66"/>
+              <w:sz w:val="15"/>
+              <w:szCs w:val="15"/>
+            </w:rPr>
+            <w:fldChar w:fldCharType="end"/>
+          </w:r>
+          <w:r>
+            <w:rPr>
+              <w:rFonts w:ascii="Avenir Next" w:hAnsi="Avenir Next" w:cs="Avenir Next" w:eastAsia="Avenir Next"/>
+              <w:color w:val="5A5F66"/>
+              <w:sz w:val="15"/>
+              <w:szCs w:val="15"/>
+            </w:rPr>
+            <w:t xml:space="preserve"> of </w:t>
+          </w:r>
+          <w:r>
+            <w:rPr>
+              <w:rFonts w:ascii="Avenir Next" w:hAnsi="Avenir Next" w:cs="Avenir Next" w:eastAsia="Avenir Next"/>
+              <w:color w:val="5A5F66"/>
+              <w:sz w:val="15"/>
+              <w:szCs w:val="15"/>
+            </w:rPr>
+            <w:fldChar w:fldCharType="begin"/>
+          </w:r>
+          <w:r>
+            <w:rPr>
+              <w:rFonts w:ascii="Avenir Next" w:hAnsi="Avenir Next" w:cs="Avenir Next" w:eastAsia="Avenir Next"/>
+              <w:color w:val="5A5F66"/>
+              <w:sz w:val="15"/>
+              <w:szCs w:val="15"/>
+            </w:rPr>
+            <w:instrText xml:space="preserve"> NUMPAGES </w:instrText>
+          </w:r>
+          <w:r>
+            <w:rPr>
+              <w:rFonts w:ascii="Avenir Next" w:hAnsi="Avenir Next" w:cs="Avenir Next" w:eastAsia="Avenir Next"/>
+              <w:color w:val="5A5F66"/>
+              <w:sz w:val="15"/>
+              <w:szCs w:val="15"/>
+            </w:rPr>
+            <w:fldChar w:fldCharType="separate"/>
+          </w:r>
+          <w:r>
+            <w:rPr>
+              <w:rFonts w:ascii="Avenir Next" w:hAnsi="Avenir Next" w:cs="Avenir Next" w:eastAsia="Avenir Next"/>
+              <w:color w:val="5A5F66"/>
+              <w:sz w:val="15"/>
+              <w:szCs w:val="15"/>
+            </w:rPr>
+            <w:t xml:space="preserve">1</w:t>
+          </w:r>
+          <w:r>
+            <w:rPr>
+              <w:rFonts w:ascii="Avenir Next" w:hAnsi="Avenir Next" w:cs="Avenir Next" w:eastAsia="Avenir Next"/>
+              <w:color w:val="5A5F66"/>
+              <w:sz w:val="15"/>
+              <w:szCs w:val="15"/>
+            </w:rPr>
+            <w:fldChar w:fldCharType="end"/>
           </w:r>
         </w:p>
       </w:tc>
@@ -4589,5 +4696,23 @@
       </w:tblCellMar>
     </w:tblPr>
   </w:style>
+  <w:style w:type="paragraph" w:styleId="Heading1">
+    <w:name w:val="heading 1"/>
+    <w:basedOn w:val="Normal"/>
+    <w:pPr>
+      <w:outlineLvl w:val="0"/>
+      <w:keepNext w:val="0"/>
+      <w:keepLines w:val="0"/>
+    </w:pPr>
+  </w:style>
+  <w:style w:type="paragraph" w:styleId="Heading2">
+    <w:name w:val="heading 2"/>
+    <w:basedOn w:val="Normal"/>
+    <w:pPr>
+      <w:outlineLvl w:val="1"/>
+      <w:keepNext w:val="0"/>
+      <w:keepLines w:val="0"/>
+    </w:pPr>
+  </w:style>
 </w:styles>
 </file>